--- a/docs/exports/docx/Training-Guide.docx
+++ b/docs/exports/docx/Training-Guide.docx
@@ -4,7 +4,7 @@
   <w:body>
     <w:p>
       <w:r>
-        <w:t>Training-Guide :root { color-scheme: light; } body { font-family: "Segoe UI", "Helvetica Neue", Arial, sans-serif; margin: 0; padding: 0; background: #ffffff; color: #0f172a; } .markdown-body { max-width: 980px; margin: 40px auto 60px; padding: 0 32px; line-height: 1.65; } .markdown-body h1 { font-size: 32px; margin-bottom: 12px; border-bottom: 2px solid #e2e8f0; padding-bottom: 12px; page-break-before: always; page-break-after: avoid; break-before: page; break-after: avoid; } .markdown-body h1:first-of-type { page-break-before: avoid; break-before: avoid; } .markdown-body h2 { font-size: 24px; margin-top: 28px; border-bottom: 1px solid #e2e8f0; padding-bottom: 8px; page-break-before: always; page-break-after: avoid; break-before: page; break-after: avoid; } .markdown-body h3 { font-size: 18px; margin-top: 20px; page-break-after: avoid; break-after: avoid; } .markdown-body h4, .markdown-body h5, .markdown-body h6 { page-break-after: avoid; break-after: avoid; } .markdown-body table { width: 100%; border-collapse: collapse; margin: 16px 0; font-size: 14px; page-break-inside: avoid; break-inside: avoid; } .markdown-body th, .markdown-body td { border: 1px solid #e2e8f0; padding: 8px 10px; text-align: left; } .markdown-body th { background: #f8fafc; } .markdown-body tr { page-break-inside: avoid; break-inside: avoid; } .markdown-body code { background: #f1f5f9; padding: 2px 4px; border-radius: 4px; font-family: "SFMono-Regular", Menlo, Consolas, monospace; font-size: 0.92em; } .markdown-body pre { background: #0f172a; color: #e2e8f0; padding: 16px; border-radius: 8px; overflow-x: auto; page-break-inside: avoid; break-inside: avoid; } .markdown-body pre code { background: transparent; color: inherit; } .markdown-body blockquote { border-left: 4px solid #38bdf8; margin: 16px 0; padding: 8px 16px; background: #f8fafc; color: #334155; } .markdown-body img { max-width: 100%; height: auto; display: block; margin: 16px 0; border-radius: 10px; box-shadow: 0 8px 20px rgba(15, 23, 42, 0.12); page-break-inside: avoid; break-inside: avoid; } .markdown-body figure { page-break-inside: avoid; break-inside: avoid; margin: 16px 0; } .markdown-body a { color: #2563eb; text-decoration: none; } .markdown-body a:hover { text-decoration: underline; } .cover { padding: 80px 60px 60px; background: linear-gradient(135deg, #0b1220 0%, #1e3a8a 100%); color: #f8fafc; border-radius: 18px; margin-bottom: 32px; } .cover-title { font-size: 36px; font-weight: 700; margin: 0 0 12px; } .cover-subtitle { font-size: 18px; color: #cbd5f5; margin: 0 0 16px; } .cover-meta { font-size: 13px; color: #94a3b8; } .page-break { page-break-after: always; break-after: page; } .footer { margin-top: 40px; font-size: 12px; color: #64748b; } /* Print and PDF-specific styles */ @page { margin: 20mm 18mm; } @media print { .markdown-body { orphans: 3; widows: 3; } .markdown-body p { orphans: 3; widows: 3; } .markdown-body li { page-break-inside: avoid; break-inside: avoid; } .markdown-body ul, .markdown-body ol { page-break-before: avoid; break-before: avoid; } .markdown-body blockquote { page-break-inside: avoid; break-inside: avoid; } /* Keep section content together */ .markdown-body h2 + *, .markdown-body h3 + * { page-break-before: avoid; break-before: avoid; } } Training Guide</w:t>
+        <w:t>Training-Guide :root { color-scheme: light; } body { font-family: "Segoe UI", "Helvetica Neue", Arial, sans-serif; margin: 0; padding: 0; background: #f4f7fb; color: #0f172a; } .markdown-body { max-width: 980px; margin: 0 auto; padding: 36px 42px 64px; line-height: 1.65; background: #ffffff; box-shadow: 0 24px 70px rgba(15, 23, 42, 0.08); } .markdown-body h1 { font-size: 34px; line-height: 1.12; margin-bottom: 12px; color: #07111f; border-bottom: 3px solid #0ea5e9; padding-bottom: 12px; page-break-before: always; page-break-after: avoid; break-before: page; break-after: avoid; } .markdown-body h1:first-of-type { page-break-before: avoid; break-before: avoid; } .markdown-body h2 { font-size: 23px; line-height: 1.2; margin-top: 34px; color: #102a43; border-bottom: 1px solid #d7e2ee; padding-bottom: 8px; page-break-after: avoid; break-after: avoid; } .markdown-body h3 { font-size: 18px; margin-top: 20px; color: #1e3a5f; page-break-after: avoid; break-after: avoid; } .markdown-body h4, .markdown-body h5, .markdown-body h6 { page-break-after: avoid; break-after: avoid; } .markdown-body table { width: 100%; border-collapse: collapse; margin: 18px 0 24px; font-size: 13px; page-break-inside: avoid; break-inside: avoid; box-shadow: 0 1px 0 #e2e8f0; } .markdown-body th, .markdown-body td { border: 1px solid #e2e8f0; padding: 9px 11px; text-align: left; vertical-align: top; } .markdown-body th { background: #eef6ff; color: #0f3157; font-weight: 700; } .markdown-body tr:nth-child(even) td { background: #fbfdff; } .markdown-body tr { page-break-inside: avoid; break-inside: avoid; } .markdown-body code { background: #f1f5f9; padding: 2px 4px; border-radius: 4px; font-family: "SFMono-Regular", Menlo, Consolas, monospace; font-size: 0.92em; } .markdown-body pre { background: #111827; color: #e5eef8; padding: 16px; border-radius: 10px; overflow-x: auto; border: 1px solid #243244; page-break-inside: avoid; break-inside: avoid; } .markdown-body pre code { background: transparent; color: inherit; } .markdown-body blockquote { border-left: 5px solid #0ea5e9; margin: 18px 0; padding: 12px 18px; background: #eff8ff; color: #18324f; border-radius: 0 10px 10px 0; } .markdown-body img { max-width: 100%; height: auto; display: block; margin: 16px 0; border-radius: 10px; box-shadow: 0 8px 20px rgba(15, 23, 42, 0.12); page-break-inside: avoid; break-inside: avoid; } .markdown-body figure { page-break-inside: avoid; break-inside: avoid; margin: 16px 0; } .markdown-body a { color: #2563eb; text-decoration: none; } .markdown-body a:hover { text-decoration: underline; } .cover { min-height: 760px; display: flex; flex-direction: column; justify-content: flex-end; padding: 72px 60px 64px; background: linear-gradient(135deg, rgba(9, 30, 66, 0.96) 0%, rgba(12, 74, 110, 0.94) 54%, rgba(20, 83, 45, 0.9) 100%), radial-gradient(circle at 18% 18%, rgba(14, 165, 233, 0.25), transparent 36%); color: #f8fafc; border-radius: 0; margin: -36px -42px 40px; position: relative; overflow: hidden; } .cover::before { content: "PSScript"; position: absolute; top: 46px; left: 60px; font-size: 12px; font-weight: 800; letter-spacing: 0.24em; text-transform: uppercase; color: rgba(226, 246, 255, 0.82); } .cover::after { content: ""; position: absolute; right: -120px; top: -120px; width: 360px; height: 360px; border: 1px solid rgba(255, 255, 255, 0.18); transform: rotate(28deg); } .markdown-body .cover-title { font-size: 48px; line-height: 1.04; font-weight: 800; color: #f8fafc; border-bottom: 3px solid #38bdf8; margin: 0 0 16px; max-width: 720px; } .cover-subtitle { font-size: 20px; line-height: 1.42; color: #dbeafe; margin: 0 0 22px; max-width: 720px; } .cover-meta { display: inline-block; width: fit-content; font-size: 13px; color: #e0f2fe; background: rgba(255, 255, 255, 0.12); border: 1px solid rgba(255, 255, 255, 0.18); border-radius: 999px; padding: 7px 13px; } .page-break { page-break-after: always; break-after: page; } .footer { margin-top: 40px; font-size: 12px; color: #64748b; border-top: 1px solid #e2e8f0; padding-top: 14px; } /* Print and PDF-specific styles */ @page { size: A4; margin: 18mm 16mm 20mm; } @media print { body { background: #ffffff; } .markdown-body { max-width: none; margin: 0; padding: 0; box-shadow: none; } .cover { margin: 0 0 28px; } .markdown-body { orphans: 3; widows: 3; } .markdown-body p { orphans: 3; widows: 3; } .markdown-body li { page-break-inside: avoid; break-inside: avoid; } .markdown-body ul, .markdown-body ol { page-break-before: avoid; break-before: avoid; } .markdown-body blockquote { page-break-inside: avoid; break-inside: avoid; } /* Keep section content together */ .markdown-body h2 + *, .markdown-body h3 + * { page-break-before: avoid; break-before: avoid; } } Training Guide</w:t>
       </w:r>
     </w:p>
     <w:p>
@@ -32,135 +32,18 @@
     </w:p>
     <w:p>
       <w:r>
-        <w:t>End-to-end walkthrough of the PowerShell Script Manager. Includes flows, screenshots, labs, tables, sample actions, and operational checklists. Built for hands-on enablement and printable exports.</w:t>
-      </w:r>
-    </w:p>
-    <w:p>
-      <w:pPr>
-        <w:pStyle w:val="Heading2"/>
-      </w:pPr>
-      <w:r>
-        <w:t>Table of Contents</w:t>
-      </w:r>
-    </w:p>
-    <w:p>
-      <w:pPr>
-        <w:pStyle w:val="ListBullet"/>
-      </w:pPr>
-      <w:r>
-        <w:t>Program overview #program-overview</w:t>
-      </w:r>
-    </w:p>
-    <w:p>
-      <w:pPr>
-        <w:pStyle w:val="ListBullet"/>
-      </w:pPr>
-      <w:r>
-        <w:t>System overview #system-overview</w:t>
-      </w:r>
-    </w:p>
-    <w:p>
-      <w:pPr>
-        <w:pStyle w:val="ListBullet"/>
-      </w:pPr>
-      <w:r>
-        <w:t>Feature cheat sheet #feature-cheat-sheet</w:t>
-      </w:r>
-    </w:p>
-    <w:p>
-      <w:pPr>
-        <w:pStyle w:val="ListBullet"/>
-      </w:pPr>
-      <w:r>
-        <w:t>Training roadmap #training-roadmap</w:t>
-      </w:r>
-    </w:p>
-    <w:p>
-      <w:pPr>
-        <w:pStyle w:val="ListBullet"/>
-      </w:pPr>
-      <w:r>
-        <w:t>Environment setup #environment-setup</w:t>
-      </w:r>
-    </w:p>
-    <w:p>
-      <w:pPr>
-        <w:pStyle w:val="ListBullet"/>
-      </w:pPr>
-      <w:r>
-        <w:t>Guided walkthrough #guided-walkthrough</w:t>
-      </w:r>
-    </w:p>
-    <w:p>
-      <w:pPr>
-        <w:pStyle w:val="ListBullet"/>
-      </w:pPr>
-      <w:r>
-        <w:t>Role-based paths #role-based-paths</w:t>
-      </w:r>
-    </w:p>
-    <w:p>
-      <w:pPr>
-        <w:pStyle w:val="ListBullet"/>
-      </w:pPr>
-      <w:r>
-        <w:t>Module breakdown #module-breakdown</w:t>
-      </w:r>
-    </w:p>
-    <w:p>
-      <w:pPr>
-        <w:pStyle w:val="ListBullet"/>
-      </w:pPr>
-      <w:r>
-        <w:t>Hands-on labs #hands-on-labs</w:t>
-      </w:r>
-    </w:p>
-    <w:p>
-      <w:pPr>
-        <w:pStyle w:val="ListBullet"/>
-      </w:pPr>
-      <w:r>
-        <w:t>Sample actions #sample-actions</w:t>
-      </w:r>
-    </w:p>
-    <w:p>
-      <w:pPr>
-        <w:pStyle w:val="ListBullet"/>
-      </w:pPr>
-      <w:r>
-        <w:t>Operational readiness #operational-readiness</w:t>
-      </w:r>
-    </w:p>
-    <w:p>
-      <w:pPr>
-        <w:pStyle w:val="ListBullet"/>
-      </w:pPr>
-      <w:r>
-        <w:t>Appendix #appendix</w:t>
-      </w:r>
-    </w:p>
-    <w:p>
-      <w:pPr>
-        <w:pStyle w:val="Heading2"/>
-      </w:pPr>
-      <w:r>
-        <w:t>Program overview</w:t>
+        <w:t>Last updated: April 29, 2026.</w:t>
       </w:r>
     </w:p>
     <w:p>
       <w:r>
-        <w:t>PSScript Manager is a full workflow platform for PowerShell scripts—intake, AI analysis, discovery, agentic chat, and governance. This guide delivers: - Organized, tagged, versioned scripts with deduplication by hash - AI-backed analysis with scores, recommendations, and remediation notes - Dual-mode discovery (keyword + vector search) plus documentation crawler - Analytics and audit trails for compliance and release readiness</w:t>
-      </w:r>
-    </w:p>
-    <w:p>
-      <w:r>
-        <w:t xml:space="preserve">Management rollout details live in </w:t>
+        <w:t xml:space="preserve">This guide trains users on the current hosted app at </w:t>
       </w:r>
       <w:r>
         <w:rPr>
           <w:rFonts w:ascii="Mono" w:hAnsi="Mono"/>
         </w:rPr>
-        <w:t>../MANAGEMENT-PLAYBOOK.md</w:t>
+        <w:t>https://pstest.morloksmaze.com</w:t>
       </w:r>
       <w:r>
         <w:t>.</w:t>
@@ -171,7 +54,109 @@
         <w:pStyle w:val="Heading2"/>
       </w:pPr>
       <w:r>
-        <w:t>System overview</w:t>
+        <w:t>Program Overview</w:t>
+      </w:r>
+    </w:p>
+    <w:p>
+      <w:r>
+        <w:t>PSScript is a governed workspace for PowerShell scripts. The current training path covers:</w:t>
+      </w:r>
+    </w:p>
+    <w:p>
+      <w:pPr>
+        <w:pStyle w:val="ListBullet"/>
+      </w:pPr>
+      <w:r>
+        <w:t>Supabase Auth and admin approval</w:t>
+      </w:r>
+    </w:p>
+    <w:p>
+      <w:pPr>
+        <w:pStyle w:val="ListBullet"/>
+      </w:pPr>
+      <w:r>
+        <w:t>script upload, metadata, versioning, delete, and bulk delete</w:t>
+      </w:r>
+    </w:p>
+    <w:p>
+      <w:pPr>
+        <w:pStyle w:val="ListBullet"/>
+      </w:pPr>
+      <w:r>
+        <w:t xml:space="preserve">hosted script editing and VS Code </w:t>
+      </w:r>
+      <w:r>
+        <w:rPr>
+          <w:rFonts w:ascii="Mono" w:hAnsi="Mono"/>
+        </w:rPr>
+        <w:t>.ps1</w:t>
+      </w:r>
+      <w:r>
+        <w:t xml:space="preserve"> export</w:t>
+      </w:r>
+    </w:p>
+    <w:p>
+      <w:pPr>
+        <w:pStyle w:val="ListBullet"/>
+      </w:pPr>
+      <w:r>
+        <w:t>full script design and management lifecycle</w:t>
+      </w:r>
+    </w:p>
+    <w:p>
+      <w:pPr>
+        <w:pStyle w:val="ListBullet"/>
+      </w:pPr>
+      <w:r>
+        <w:t>AI analysis using the current criteria payload</w:t>
+      </w:r>
+    </w:p>
+    <w:p>
+      <w:pPr>
+        <w:pStyle w:val="ListBullet"/>
+      </w:pPr>
+      <w:r>
+        <w:t>runtime requirements for PowerShell version, modules, and assemblies</w:t>
+      </w:r>
+    </w:p>
+    <w:p>
+      <w:pPr>
+        <w:pStyle w:val="ListBullet"/>
+      </w:pPr>
+      <w:r>
+        <w:t>PDF analysis export</w:t>
+      </w:r>
+    </w:p>
+    <w:p>
+      <w:pPr>
+        <w:pStyle w:val="ListBullet"/>
+      </w:pPr>
+      <w:r>
+        <w:t>keyword and vector-backed discovery</w:t>
+      </w:r>
+    </w:p>
+    <w:p>
+      <w:pPr>
+        <w:pStyle w:val="ListBullet"/>
+      </w:pPr>
+      <w:r>
+        <w:t>assistant and agentic route aliases</w:t>
+      </w:r>
+    </w:p>
+    <w:p>
+      <w:pPr>
+        <w:pStyle w:val="ListBullet"/>
+      </w:pPr>
+      <w:r>
+        <w:t>hosted operations through Netlify and Supabase</w:t>
+      </w:r>
+    </w:p>
+    <w:p>
+      <w:pPr>
+        <w:pStyle w:val="ListBullet"/>
+      </w:pPr>
+      <w:r>
+        <w:t>mobile navigation and responsive pages</w:t>
       </w:r>
     </w:p>
     <w:p>
@@ -211,155 +196,11 @@
       </w:r>
     </w:p>
     <w:p>
-      <w:r>
-        <w:drawing>
-          <wp:inline xmlns:a="http://schemas.openxmlformats.org/drawingml/2006/main" xmlns:pic="http://schemas.openxmlformats.org/drawingml/2006/picture">
-            <wp:extent cx="5303520" cy="5303520"/>
-            <wp:docPr id="2" name="Picture 2"/>
-            <wp:cNvGraphicFramePr>
-              <a:graphicFrameLocks noChangeAspect="1"/>
-            </wp:cNvGraphicFramePr>
-            <a:graphic>
-              <a:graphicData uri="http://schemas.openxmlformats.org/drawingml/2006/picture">
-                <pic:pic>
-                  <pic:nvPicPr>
-                    <pic:cNvPr id="0" name="image.png"/>
-                    <pic:cNvPicPr/>
-                  </pic:nvPicPr>
-                  <pic:blipFill>
-                    <a:blip r:embed="rId9"/>
-                    <a:stretch>
-                      <a:fillRect/>
-                    </a:stretch>
-                  </pic:blipFill>
-                  <pic:spPr>
-                    <a:xfrm>
-                      <a:off x="0" y="0"/>
-                      <a:ext cx="5303520" cy="5303520"/>
-                    </a:xfrm>
-                    <a:prstGeom prst="rect"/>
-                  </pic:spPr>
-                </pic:pic>
-              </a:graphicData>
-            </a:graphic>
-          </wp:inline>
-        </w:drawing>
-      </w:r>
-    </w:p>
-    <w:p>
-      <w:r>
-        <w:drawing>
-          <wp:inline xmlns:a="http://schemas.openxmlformats.org/drawingml/2006/main" xmlns:pic="http://schemas.openxmlformats.org/drawingml/2006/picture">
-            <wp:extent cx="5303520" cy="5303520"/>
-            <wp:docPr id="3" name="Picture 3"/>
-            <wp:cNvGraphicFramePr>
-              <a:graphicFrameLocks noChangeAspect="1"/>
-            </wp:cNvGraphicFramePr>
-            <a:graphic>
-              <a:graphicData uri="http://schemas.openxmlformats.org/drawingml/2006/picture">
-                <pic:pic>
-                  <pic:nvPicPr>
-                    <pic:cNvPr id="0" name="image.png"/>
-                    <pic:cNvPicPr/>
-                  </pic:nvPicPr>
-                  <pic:blipFill>
-                    <a:blip r:embed="rId9"/>
-                    <a:stretch>
-                      <a:fillRect/>
-                    </a:stretch>
-                  </pic:blipFill>
-                  <pic:spPr>
-                    <a:xfrm>
-                      <a:off x="0" y="0"/>
-                      <a:ext cx="5303520" cy="5303520"/>
-                    </a:xfrm>
-                    <a:prstGeom prst="rect"/>
-                  </pic:spPr>
-                </pic:pic>
-              </a:graphicData>
-            </a:graphic>
-          </wp:inline>
-        </w:drawing>
-      </w:r>
-    </w:p>
-    <w:p>
-      <w:r>
-        <w:drawing>
-          <wp:inline xmlns:a="http://schemas.openxmlformats.org/drawingml/2006/main" xmlns:pic="http://schemas.openxmlformats.org/drawingml/2006/picture">
-            <wp:extent cx="5303520" cy="5303520"/>
-            <wp:docPr id="4" name="Picture 4"/>
-            <wp:cNvGraphicFramePr>
-              <a:graphicFrameLocks noChangeAspect="1"/>
-            </wp:cNvGraphicFramePr>
-            <a:graphic>
-              <a:graphicData uri="http://schemas.openxmlformats.org/drawingml/2006/picture">
-                <pic:pic>
-                  <pic:nvPicPr>
-                    <pic:cNvPr id="0" name="image.png"/>
-                    <pic:cNvPicPr/>
-                  </pic:nvPicPr>
-                  <pic:blipFill>
-                    <a:blip r:embed="rId9"/>
-                    <a:stretch>
-                      <a:fillRect/>
-                    </a:stretch>
-                  </pic:blipFill>
-                  <pic:spPr>
-                    <a:xfrm>
-                      <a:off x="0" y="0"/>
-                      <a:ext cx="5303520" cy="5303520"/>
-                    </a:xfrm>
-                    <a:prstGeom prst="rect"/>
-                  </pic:spPr>
-                </pic:pic>
-              </a:graphicData>
-            </a:graphic>
-          </wp:inline>
-        </w:drawing>
-      </w:r>
-    </w:p>
-    <w:p>
-      <w:r>
-        <w:drawing>
-          <wp:inline xmlns:a="http://schemas.openxmlformats.org/drawingml/2006/main" xmlns:pic="http://schemas.openxmlformats.org/drawingml/2006/picture">
-            <wp:extent cx="5303520" cy="5303520"/>
-            <wp:docPr id="5" name="Picture 5"/>
-            <wp:cNvGraphicFramePr>
-              <a:graphicFrameLocks noChangeAspect="1"/>
-            </wp:cNvGraphicFramePr>
-            <a:graphic>
-              <a:graphicData uri="http://schemas.openxmlformats.org/drawingml/2006/picture">
-                <pic:pic>
-                  <pic:nvPicPr>
-                    <pic:cNvPr id="0" name="image.png"/>
-                    <pic:cNvPicPr/>
-                  </pic:nvPicPr>
-                  <pic:blipFill>
-                    <a:blip r:embed="rId9"/>
-                    <a:stretch>
-                      <a:fillRect/>
-                    </a:stretch>
-                  </pic:blipFill>
-                  <pic:spPr>
-                    <a:xfrm>
-                      <a:off x="0" y="0"/>
-                      <a:ext cx="5303520" cy="5303520"/>
-                    </a:xfrm>
-                    <a:prstGeom prst="rect"/>
-                  </pic:spPr>
-                </pic:pic>
-              </a:graphicData>
-            </a:graphic>
-          </wp:inline>
-        </w:drawing>
-      </w:r>
-    </w:p>
-    <w:p>
       <w:pPr>
         <w:pStyle w:val="Heading2"/>
       </w:pPr>
       <w:r>
-        <w:t>Feature cheat sheet</w:t>
+        <w:t>System Overview</w:t>
       </w:r>
     </w:p>
     <w:tbl>
@@ -368,9 +209,8 @@
         <w:tblLook w:firstColumn="1" w:firstRow="1" w:lastColumn="0" w:lastRow="0" w:noHBand="0" w:noVBand="1" w:val="04A0"/>
       </w:tblPr>
       <w:tblGrid>
-        <w:gridCol w:w="2880"/>
-        <w:gridCol w:w="2880"/>
-        <w:gridCol w:w="2880"/>
+        <w:gridCol w:w="4320"/>
+        <w:gridCol w:w="4320"/>
       </w:tblGrid>
       <w:tr>
         <w:tc>
@@ -379,7 +219,7 @@
           </w:tcPr>
           <w:p>
             <w:r>
-              <w:t>Area</w:t>
+              <w:t>Layer</w:t>
             </w:r>
           </w:p>
         </w:tc>
@@ -389,17 +229,7 @@
           </w:tcPr>
           <w:p>
             <w:r>
-              <w:t>What to look for</w:t>
-            </w:r>
-          </w:p>
-        </w:tc>
-        <w:tc>
-          <w:tcPr>
-            <w:tcW w:type="dxa" w:w="0"/>
-          </w:tcPr>
-          <w:p>
-            <w:r>
-              <w:t>Screenshot</w:t>
+              <w:t>Current implementation</w:t>
             </w:r>
           </w:p>
         </w:tc>
@@ -411,7 +241,7 @@
           </w:tcPr>
           <w:p>
             <w:r>
-              <w:t>Dashboard</w:t>
+              <w:t>UI</w:t>
             </w:r>
           </w:p>
         </w:tc>
@@ -421,849 +251,7 @@
           </w:tcPr>
           <w:p>
             <w:r>
-              <w:t>Stats, recent scripts, security trends</w:t>
-            </w:r>
-          </w:p>
-        </w:tc>
-        <w:tc>
-          <w:tcPr>
-            <w:tcW w:type="dxa" w:w="0"/>
-          </w:tcPr>
-          <w:p/>
-        </w:tc>
-      </w:tr>
-      <w:tr>
-        <w:tc>
-          <w:tcPr>
-            <w:tcW w:type="dxa" w:w="0"/>
-          </w:tcPr>
-          <w:p>
-            <w:r>
-              <w:t>Script library</w:t>
-            </w:r>
-          </w:p>
-        </w:tc>
-        <w:tc>
-          <w:tcPr>
-            <w:tcW w:type="dxa" w:w="0"/>
-          </w:tcPr>
-          <w:p>
-            <w:r>
-              <w:t>Categories, owners, version history</w:t>
-            </w:r>
-          </w:p>
-        </w:tc>
-        <w:tc>
-          <w:tcPr>
-            <w:tcW w:type="dxa" w:w="0"/>
-          </w:tcPr>
-          <w:p/>
-        </w:tc>
-      </w:tr>
-      <w:tr>
-        <w:tc>
-          <w:tcPr>
-            <w:tcW w:type="dxa" w:w="0"/>
-          </w:tcPr>
-          <w:p>
-            <w:r>
-              <w:t>Upload</w:t>
-            </w:r>
-          </w:p>
-        </w:tc>
-        <w:tc>
-          <w:tcPr>
-            <w:tcW w:type="dxa" w:w="0"/>
-          </w:tcPr>
-          <w:p>
-            <w:r>
-              <w:t>Live preview, tags, dedup hints</w:t>
-            </w:r>
-          </w:p>
-        </w:tc>
-        <w:tc>
-          <w:tcPr>
-            <w:tcW w:type="dxa" w:w="0"/>
-          </w:tcPr>
-          <w:p/>
-        </w:tc>
-      </w:tr>
-      <w:tr>
-        <w:tc>
-          <w:tcPr>
-            <w:tcW w:type="dxa" w:w="0"/>
-          </w:tcPr>
-          <w:p>
-            <w:r>
-              <w:t>Analysis</w:t>
-            </w:r>
-          </w:p>
-        </w:tc>
-        <w:tc>
-          <w:tcPr>
-            <w:tcW w:type="dxa" w:w="0"/>
-          </w:tcPr>
-          <w:p>
-            <w:r>
-              <w:t>Scores, findings, remediation</w:t>
-            </w:r>
-          </w:p>
-        </w:tc>
-        <w:tc>
-          <w:tcPr>
-            <w:tcW w:type="dxa" w:w="0"/>
-          </w:tcPr>
-          <w:p/>
-        </w:tc>
-      </w:tr>
-      <w:tr>
-        <w:tc>
-          <w:tcPr>
-            <w:tcW w:type="dxa" w:w="0"/>
-          </w:tcPr>
-          <w:p>
-            <w:r>
-              <w:t>Docs + crawl</w:t>
-            </w:r>
-          </w:p>
-        </w:tc>
-        <w:tc>
-          <w:tcPr>
-            <w:tcW w:type="dxa" w:w="0"/>
-          </w:tcPr>
-          <w:p>
-            <w:r>
-              <w:t>Cmdlet search, crawling, saved excerpts</w:t>
-            </w:r>
-          </w:p>
-        </w:tc>
-        <w:tc>
-          <w:tcPr>
-            <w:tcW w:type="dxa" w:w="0"/>
-          </w:tcPr>
-          <w:p/>
-        </w:tc>
-      </w:tr>
-      <w:tr>
-        <w:tc>
-          <w:tcPr>
-            <w:tcW w:type="dxa" w:w="0"/>
-          </w:tcPr>
-          <w:p>
-            <w:r>
-              <w:t>Chat/agents</w:t>
-            </w:r>
-          </w:p>
-        </w:tc>
-        <w:tc>
-          <w:tcPr>
-            <w:tcW w:type="dxa" w:w="0"/>
-          </w:tcPr>
-          <w:p>
-            <w:r>
-              <w:t>Quick prompts, agentic orchestration</w:t>
-            </w:r>
-          </w:p>
-        </w:tc>
-        <w:tc>
-          <w:tcPr>
-            <w:tcW w:type="dxa" w:w="0"/>
-          </w:tcPr>
-          <w:p/>
-        </w:tc>
-      </w:tr>
-      <w:tr>
-        <w:tc>
-          <w:tcPr>
-            <w:tcW w:type="dxa" w:w="0"/>
-          </w:tcPr>
-          <w:p>
-            <w:r>
-              <w:t>Analytics</w:t>
-            </w:r>
-          </w:p>
-        </w:tc>
-        <w:tc>
-          <w:tcPr>
-            <w:tcW w:type="dxa" w:w="0"/>
-          </w:tcPr>
-          <w:p>
-            <w:r>
-              <w:t>Adoption, usage, training exports</w:t>
-            </w:r>
-          </w:p>
-        </w:tc>
-        <w:tc>
-          <w:tcPr>
-            <w:tcW w:type="dxa" w:w="0"/>
-          </w:tcPr>
-          <w:p/>
-        </w:tc>
-      </w:tr>
-      <w:tr>
-        <w:tc>
-          <w:tcPr>
-            <w:tcW w:type="dxa" w:w="0"/>
-          </w:tcPr>
-          <w:p>
-            <w:r>
-              <w:t>Settings</w:t>
-            </w:r>
-          </w:p>
-        </w:tc>
-        <w:tc>
-          <w:tcPr>
-            <w:tcW w:type="dxa" w:w="0"/>
-          </w:tcPr>
-          <w:p>
-            <w:r>
-              <w:t>API usage, notifications, training links</w:t>
-            </w:r>
-          </w:p>
-        </w:tc>
-        <w:tc>
-          <w:tcPr>
-            <w:tcW w:type="dxa" w:w="0"/>
-          </w:tcPr>
-          <w:p/>
-        </w:tc>
-      </w:tr>
-    </w:tbl>
-    <w:p>
-      <w:r>
-        <w:t xml:space="preserve"> </w:t>
-      </w:r>
-    </w:p>
-    <w:p>
-      <w:r>
-        <w:t xml:space="preserve"> </w:t>
-      </w:r>
-    </w:p>
-    <w:p>
-      <w:r>
-        <w:t xml:space="preserve"> </w:t>
-      </w:r>
-    </w:p>
-    <w:p>
-      <w:r>
-        <w:t xml:space="preserve"> </w:t>
-      </w:r>
-    </w:p>
-    <w:p>
-      <w:r>
-        <w:t xml:space="preserve"> </w:t>
-      </w:r>
-    </w:p>
-    <w:p>
-      <w:r>
-        <w:drawing>
-          <wp:inline xmlns:a="http://schemas.openxmlformats.org/drawingml/2006/main" xmlns:pic="http://schemas.openxmlformats.org/drawingml/2006/picture">
-            <wp:extent cx="5303520" cy="5303520"/>
-            <wp:docPr id="6" name="Picture 6"/>
-            <wp:cNvGraphicFramePr>
-              <a:graphicFrameLocks noChangeAspect="1"/>
-            </wp:cNvGraphicFramePr>
-            <a:graphic>
-              <a:graphicData uri="http://schemas.openxmlformats.org/drawingml/2006/picture">
-                <pic:pic>
-                  <pic:nvPicPr>
-                    <pic:cNvPr id="0" name="image.png"/>
-                    <pic:cNvPicPr/>
-                  </pic:nvPicPr>
-                  <pic:blipFill>
-                    <a:blip r:embed="rId9"/>
-                    <a:stretch>
-                      <a:fillRect/>
-                    </a:stretch>
-                  </pic:blipFill>
-                  <pic:spPr>
-                    <a:xfrm>
-                      <a:off x="0" y="0"/>
-                      <a:ext cx="5303520" cy="5303520"/>
-                    </a:xfrm>
-                    <a:prstGeom prst="rect"/>
-                  </pic:spPr>
-                </pic:pic>
-              </a:graphicData>
-            </a:graphic>
-          </wp:inline>
-        </w:drawing>
-      </w:r>
-    </w:p>
-    <w:p>
-      <w:r>
-        <w:t xml:space="preserve"> </w:t>
-      </w:r>
-    </w:p>
-    <w:p>
-      <w:r>
-        <w:t xml:space="preserve"> </w:t>
-      </w:r>
-    </w:p>
-    <w:p>
-      <w:r>
-        <w:drawing>
-          <wp:inline xmlns:a="http://schemas.openxmlformats.org/drawingml/2006/main" xmlns:pic="http://schemas.openxmlformats.org/drawingml/2006/picture">
-            <wp:extent cx="5303520" cy="5303520"/>
-            <wp:docPr id="7" name="Picture 7"/>
-            <wp:cNvGraphicFramePr>
-              <a:graphicFrameLocks noChangeAspect="1"/>
-            </wp:cNvGraphicFramePr>
-            <a:graphic>
-              <a:graphicData uri="http://schemas.openxmlformats.org/drawingml/2006/picture">
-                <pic:pic>
-                  <pic:nvPicPr>
-                    <pic:cNvPr id="0" name="image.png"/>
-                    <pic:cNvPicPr/>
-                  </pic:nvPicPr>
-                  <pic:blipFill>
-                    <a:blip r:embed="rId9"/>
-                    <a:stretch>
-                      <a:fillRect/>
-                    </a:stretch>
-                  </pic:blipFill>
-                  <pic:spPr>
-                    <a:xfrm>
-                      <a:off x="0" y="0"/>
-                      <a:ext cx="5303520" cy="5303520"/>
-                    </a:xfrm>
-                    <a:prstGeom prst="rect"/>
-                  </pic:spPr>
-                </pic:pic>
-              </a:graphicData>
-            </a:graphic>
-          </wp:inline>
-        </w:drawing>
-      </w:r>
-    </w:p>
-    <w:p>
-      <w:r>
-        <w:t xml:space="preserve"> </w:t>
-      </w:r>
-    </w:p>
-    <w:p>
-      <w:r>
-        <w:t xml:space="preserve"> </w:t>
-      </w:r>
-    </w:p>
-    <w:p>
-      <w:r>
-        <w:drawing>
-          <wp:inline xmlns:a="http://schemas.openxmlformats.org/drawingml/2006/main" xmlns:pic="http://schemas.openxmlformats.org/drawingml/2006/picture">
-            <wp:extent cx="5303520" cy="5303520"/>
-            <wp:docPr id="8" name="Picture 8"/>
-            <wp:cNvGraphicFramePr>
-              <a:graphicFrameLocks noChangeAspect="1"/>
-            </wp:cNvGraphicFramePr>
-            <a:graphic>
-              <a:graphicData uri="http://schemas.openxmlformats.org/drawingml/2006/picture">
-                <pic:pic>
-                  <pic:nvPicPr>
-                    <pic:cNvPr id="0" name="image.png"/>
-                    <pic:cNvPicPr/>
-                  </pic:nvPicPr>
-                  <pic:blipFill>
-                    <a:blip r:embed="rId9"/>
-                    <a:stretch>
-                      <a:fillRect/>
-                    </a:stretch>
-                  </pic:blipFill>
-                  <pic:spPr>
-                    <a:xfrm>
-                      <a:off x="0" y="0"/>
-                      <a:ext cx="5303520" cy="5303520"/>
-                    </a:xfrm>
-                    <a:prstGeom prst="rect"/>
-                  </pic:spPr>
-                </pic:pic>
-              </a:graphicData>
-            </a:graphic>
-          </wp:inline>
-        </w:drawing>
-      </w:r>
-    </w:p>
-    <w:p>
-      <w:r>
-        <w:t xml:space="preserve"> </w:t>
-      </w:r>
-    </w:p>
-    <w:p>
-      <w:r>
-        <w:t xml:space="preserve"> </w:t>
-      </w:r>
-    </w:p>
-    <w:p>
-      <w:r>
-        <w:drawing>
-          <wp:inline xmlns:a="http://schemas.openxmlformats.org/drawingml/2006/main" xmlns:pic="http://schemas.openxmlformats.org/drawingml/2006/picture">
-            <wp:extent cx="5303520" cy="5303520"/>
-            <wp:docPr id="9" name="Picture 9"/>
-            <wp:cNvGraphicFramePr>
-              <a:graphicFrameLocks noChangeAspect="1"/>
-            </wp:cNvGraphicFramePr>
-            <a:graphic>
-              <a:graphicData uri="http://schemas.openxmlformats.org/drawingml/2006/picture">
-                <pic:pic>
-                  <pic:nvPicPr>
-                    <pic:cNvPr id="0" name="image.png"/>
-                    <pic:cNvPicPr/>
-                  </pic:nvPicPr>
-                  <pic:blipFill>
-                    <a:blip r:embed="rId9"/>
-                    <a:stretch>
-                      <a:fillRect/>
-                    </a:stretch>
-                  </pic:blipFill>
-                  <pic:spPr>
-                    <a:xfrm>
-                      <a:off x="0" y="0"/>
-                      <a:ext cx="5303520" cy="5303520"/>
-                    </a:xfrm>
-                    <a:prstGeom prst="rect"/>
-                  </pic:spPr>
-                </pic:pic>
-              </a:graphicData>
-            </a:graphic>
-          </wp:inline>
-        </w:drawing>
-      </w:r>
-    </w:p>
-    <w:p>
-      <w:r>
-        <w:t xml:space="preserve"> </w:t>
-      </w:r>
-    </w:p>
-    <w:p>
-      <w:r>
-        <w:t xml:space="preserve"> </w:t>
-      </w:r>
-    </w:p>
-    <w:p>
-      <w:r>
-        <w:drawing>
-          <wp:inline xmlns:a="http://schemas.openxmlformats.org/drawingml/2006/main" xmlns:pic="http://schemas.openxmlformats.org/drawingml/2006/picture">
-            <wp:extent cx="5303520" cy="5303520"/>
-            <wp:docPr id="10" name="Picture 10"/>
-            <wp:cNvGraphicFramePr>
-              <a:graphicFrameLocks noChangeAspect="1"/>
-            </wp:cNvGraphicFramePr>
-            <a:graphic>
-              <a:graphicData uri="http://schemas.openxmlformats.org/drawingml/2006/picture">
-                <pic:pic>
-                  <pic:nvPicPr>
-                    <pic:cNvPr id="0" name="image.png"/>
-                    <pic:cNvPicPr/>
-                  </pic:nvPicPr>
-                  <pic:blipFill>
-                    <a:blip r:embed="rId9"/>
-                    <a:stretch>
-                      <a:fillRect/>
-                    </a:stretch>
-                  </pic:blipFill>
-                  <pic:spPr>
-                    <a:xfrm>
-                      <a:off x="0" y="0"/>
-                      <a:ext cx="5303520" cy="5303520"/>
-                    </a:xfrm>
-                    <a:prstGeom prst="rect"/>
-                  </pic:spPr>
-                </pic:pic>
-              </a:graphicData>
-            </a:graphic>
-          </wp:inline>
-        </w:drawing>
-      </w:r>
-    </w:p>
-    <w:p>
-      <w:r>
-        <w:t xml:space="preserve"> </w:t>
-      </w:r>
-    </w:p>
-    <w:p>
-      <w:r>
-        <w:t xml:space="preserve"> </w:t>
-      </w:r>
-    </w:p>
-    <w:p>
-      <w:r>
-        <w:drawing>
-          <wp:inline xmlns:a="http://schemas.openxmlformats.org/drawingml/2006/main" xmlns:pic="http://schemas.openxmlformats.org/drawingml/2006/picture">
-            <wp:extent cx="5303520" cy="5303520"/>
-            <wp:docPr id="11" name="Picture 11"/>
-            <wp:cNvGraphicFramePr>
-              <a:graphicFrameLocks noChangeAspect="1"/>
-            </wp:cNvGraphicFramePr>
-            <a:graphic>
-              <a:graphicData uri="http://schemas.openxmlformats.org/drawingml/2006/picture">
-                <pic:pic>
-                  <pic:nvPicPr>
-                    <pic:cNvPr id="0" name="image.png"/>
-                    <pic:cNvPicPr/>
-                  </pic:nvPicPr>
-                  <pic:blipFill>
-                    <a:blip r:embed="rId9"/>
-                    <a:stretch>
-                      <a:fillRect/>
-                    </a:stretch>
-                  </pic:blipFill>
-                  <pic:spPr>
-                    <a:xfrm>
-                      <a:off x="0" y="0"/>
-                      <a:ext cx="5303520" cy="5303520"/>
-                    </a:xfrm>
-                    <a:prstGeom prst="rect"/>
-                  </pic:spPr>
-                </pic:pic>
-              </a:graphicData>
-            </a:graphic>
-          </wp:inline>
-        </w:drawing>
-      </w:r>
-    </w:p>
-    <w:p>
-      <w:r>
-        <w:t xml:space="preserve"> </w:t>
-      </w:r>
-    </w:p>
-    <w:p>
-      <w:r>
-        <w:t xml:space="preserve"> </w:t>
-      </w:r>
-    </w:p>
-    <w:p>
-      <w:r>
-        <w:drawing>
-          <wp:inline xmlns:a="http://schemas.openxmlformats.org/drawingml/2006/main" xmlns:pic="http://schemas.openxmlformats.org/drawingml/2006/picture">
-            <wp:extent cx="5303520" cy="5303520"/>
-            <wp:docPr id="12" name="Picture 12"/>
-            <wp:cNvGraphicFramePr>
-              <a:graphicFrameLocks noChangeAspect="1"/>
-            </wp:cNvGraphicFramePr>
-            <a:graphic>
-              <a:graphicData uri="http://schemas.openxmlformats.org/drawingml/2006/picture">
-                <pic:pic>
-                  <pic:nvPicPr>
-                    <pic:cNvPr id="0" name="image.png"/>
-                    <pic:cNvPicPr/>
-                  </pic:nvPicPr>
-                  <pic:blipFill>
-                    <a:blip r:embed="rId9"/>
-                    <a:stretch>
-                      <a:fillRect/>
-                    </a:stretch>
-                  </pic:blipFill>
-                  <pic:spPr>
-                    <a:xfrm>
-                      <a:off x="0" y="0"/>
-                      <a:ext cx="5303520" cy="5303520"/>
-                    </a:xfrm>
-                    <a:prstGeom prst="rect"/>
-                  </pic:spPr>
-                </pic:pic>
-              </a:graphicData>
-            </a:graphic>
-          </wp:inline>
-        </w:drawing>
-      </w:r>
-    </w:p>
-    <w:p>
-      <w:r>
-        <w:t xml:space="preserve"> </w:t>
-      </w:r>
-    </w:p>
-    <w:p>
-      <w:r>
-        <w:t xml:space="preserve"> </w:t>
-      </w:r>
-    </w:p>
-    <w:p>
-      <w:r>
-        <w:drawing>
-          <wp:inline xmlns:a="http://schemas.openxmlformats.org/drawingml/2006/main" xmlns:pic="http://schemas.openxmlformats.org/drawingml/2006/picture">
-            <wp:extent cx="5303520" cy="5303520"/>
-            <wp:docPr id="13" name="Picture 13"/>
-            <wp:cNvGraphicFramePr>
-              <a:graphicFrameLocks noChangeAspect="1"/>
-            </wp:cNvGraphicFramePr>
-            <a:graphic>
-              <a:graphicData uri="http://schemas.openxmlformats.org/drawingml/2006/picture">
-                <pic:pic>
-                  <pic:nvPicPr>
-                    <pic:cNvPr id="0" name="image.png"/>
-                    <pic:cNvPicPr/>
-                  </pic:nvPicPr>
-                  <pic:blipFill>
-                    <a:blip r:embed="rId9"/>
-                    <a:stretch>
-                      <a:fillRect/>
-                    </a:stretch>
-                  </pic:blipFill>
-                  <pic:spPr>
-                    <a:xfrm>
-                      <a:off x="0" y="0"/>
-                      <a:ext cx="5303520" cy="5303520"/>
-                    </a:xfrm>
-                    <a:prstGeom prst="rect"/>
-                  </pic:spPr>
-                </pic:pic>
-              </a:graphicData>
-            </a:graphic>
-          </wp:inline>
-        </w:drawing>
-      </w:r>
-    </w:p>
-    <w:p>
-      <w:pPr>
-        <w:pStyle w:val="Heading2"/>
-      </w:pPr>
-      <w:r>
-        <w:t>Training roadmap</w:t>
-      </w:r>
-    </w:p>
-    <w:p>
-      <w:r>
-        <w:drawing>
-          <wp:inline xmlns:a="http://schemas.openxmlformats.org/drawingml/2006/main" xmlns:pic="http://schemas.openxmlformats.org/drawingml/2006/picture">
-            <wp:extent cx="5303520" cy="5303520"/>
-            <wp:docPr id="14" name="Picture 14"/>
-            <wp:cNvGraphicFramePr>
-              <a:graphicFrameLocks noChangeAspect="1"/>
-            </wp:cNvGraphicFramePr>
-            <a:graphic>
-              <a:graphicData uri="http://schemas.openxmlformats.org/drawingml/2006/picture">
-                <pic:pic>
-                  <pic:nvPicPr>
-                    <pic:cNvPr id="0" name="image.png"/>
-                    <pic:cNvPicPr/>
-                  </pic:nvPicPr>
-                  <pic:blipFill>
-                    <a:blip r:embed="rId9"/>
-                    <a:stretch>
-                      <a:fillRect/>
-                    </a:stretch>
-                  </pic:blipFill>
-                  <pic:spPr>
-                    <a:xfrm>
-                      <a:off x="0" y="0"/>
-                      <a:ext cx="5303520" cy="5303520"/>
-                    </a:xfrm>
-                    <a:prstGeom prst="rect"/>
-                  </pic:spPr>
-                </pic:pic>
-              </a:graphicData>
-            </a:graphic>
-          </wp:inline>
-        </w:drawing>
-      </w:r>
-    </w:p>
-    <w:p>
-      <w:pPr>
-        <w:pStyle w:val="Heading2"/>
-      </w:pPr>
-      <w:r>
-        <w:t>Environment setup</w:t>
-      </w:r>
-    </w:p>
-    <w:p>
-      <w:r>
-        <w:t>Recommended mock mode so every lab works offline:</w:t>
-      </w:r>
-    </w:p>
-    <w:p>
-      <w:r>
-        <w:rPr>
-          <w:rFonts w:ascii="Mono" w:hAnsi="Mono"/>
-        </w:rPr>
-        <w:t xml:space="preserve">./start-all-mock.sh
-</w:t>
-      </w:r>
-    </w:p>
-    <w:p>
-      <w:r>
-        <w:t>Ports: - Frontend: http://localhost:3002 - Backend API: http://localhost:4000/api - AI service: http://localhost:8000</w:t>
-      </w:r>
-    </w:p>
-    <w:p>
-      <w:r>
-        <w:t xml:space="preserve">Verify: - </w:t>
-      </w:r>
-      <w:r>
-        <w:rPr>
-          <w:rFonts w:ascii="Mono" w:hAnsi="Mono"/>
-        </w:rPr>
-        <w:t>curl http://localhost:4000/health</w:t>
-      </w:r>
-      <w:r>
-        <w:t xml:space="preserve"> → 200 OK - Open http://localhost:3002 and click </w:t>
-      </w:r>
-      <w:r>
-        <w:rPr>
-          <w:b/>
-        </w:rPr>
-        <w:t>Use Default Login</w:t>
-      </w:r>
-      <w:r>
-        <w:t xml:space="preserve"> - Confirm dashboard counters populate with mock data</w:t>
-      </w:r>
-    </w:p>
-    <w:p>
-      <w:pPr>
-        <w:pStyle w:val="Heading2"/>
-      </w:pPr>
-      <w:r>
-        <w:t>Guided walkthrough</w:t>
-      </w:r>
-    </w:p>
-    <w:p>
-      <w:r>
-        <w:t xml:space="preserve">Ship a vetted script in ~15 minutes: 1. </w:t>
-      </w:r>
-      <w:r>
-        <w:rPr>
-          <w:b/>
-        </w:rPr>
-        <w:t>Sign in</w:t>
-      </w:r>
-      <w:r>
-        <w:t xml:space="preserve"> → use Default Login on the login screen. 2. </w:t>
-      </w:r>
-      <w:r>
-        <w:rPr>
-          <w:b/>
-        </w:rPr>
-        <w:t>Scan the dashboard</w:t>
-      </w:r>
-      <w:r>
-        <w:t xml:space="preserve"> → note total scripts, AI analyses, and security score trend. 3. </w:t>
-      </w:r>
-      <w:r>
-        <w:rPr>
-          <w:b/>
-        </w:rPr>
-        <w:t>Upload</w:t>
-      </w:r>
-      <w:r>
-        <w:t xml:space="preserve"> → go to Upload, add </w:t>
-      </w:r>
-      <w:r>
-        <w:rPr>
-          <w:rFonts w:ascii="Mono" w:hAnsi="Mono"/>
-        </w:rPr>
-        <w:t>test-script.ps1</w:t>
-      </w:r>
-      <w:r>
-        <w:t xml:space="preserve">, tags, and category; note dedup hints. 4. </w:t>
-      </w:r>
-      <w:r>
-        <w:rPr>
-          <w:b/>
-        </w:rPr>
-        <w:t>Review detail</w:t>
-      </w:r>
-      <w:r>
-        <w:t xml:space="preserve"> → open the new script, confirm metadata, owner, and activity feed. 5. </w:t>
-      </w:r>
-      <w:r>
-        <w:rPr>
-          <w:b/>
-        </w:rPr>
-        <w:t>Analyze</w:t>
-      </w:r>
-      <w:r>
-        <w:t xml:space="preserve"> → open Analysis, read findings, and log remediation notes. 6. </w:t>
-      </w:r>
-      <w:r>
-        <w:rPr>
-          <w:b/>
-        </w:rPr>
-        <w:t>Search</w:t>
-      </w:r>
-      <w:r>
-        <w:t xml:space="preserve"> → find a similar script via keyword + vector search. 7. </w:t>
-      </w:r>
-      <w:r>
-        <w:rPr>
-          <w:b/>
-        </w:rPr>
-        <w:t>Consult docs</w:t>
-      </w:r>
-      <w:r>
-        <w:t xml:space="preserve"> → open Documentation, search for a related cmdlet, and save an excerpt. 8. </w:t>
-      </w:r>
-      <w:r>
-        <w:rPr>
-          <w:b/>
-        </w:rPr>
-        <w:t>Chat</w:t>
-      </w:r>
-      <w:r>
-        <w:t xml:space="preserve"> → ask the assistant “safest way to schedule this script weekly?” and record the answer. 9. </w:t>
-      </w:r>
-      <w:r>
-        <w:rPr>
-          <w:b/>
-        </w:rPr>
-        <w:t>Analytics</w:t>
-      </w:r>
-      <w:r>
-        <w:t xml:space="preserve"> → confirm the run shows up in usage metrics and training exports. 10. </w:t>
-      </w:r>
-      <w:r>
-        <w:rPr>
-          <w:b/>
-        </w:rPr>
-        <w:t>Settings</w:t>
-      </w:r>
-      <w:r>
-        <w:t xml:space="preserve"> → open Documentation &amp; Training and verify the PDF/DOCX links load.</w:t>
-      </w:r>
-    </w:p>
-    <w:p>
-      <w:pPr>
-        <w:pStyle w:val="Heading2"/>
-      </w:pPr>
-      <w:r>
-        <w:t>Role-based paths</w:t>
-      </w:r>
-    </w:p>
-    <w:tbl>
-      <w:tblPr>
-        <w:tblW w:type="auto" w:w="0"/>
-        <w:tblLook w:firstColumn="1" w:firstRow="1" w:lastColumn="0" w:lastRow="0" w:noHBand="0" w:noVBand="1" w:val="04A0"/>
-      </w:tblPr>
-      <w:tblGrid>
-        <w:gridCol w:w="2880"/>
-        <w:gridCol w:w="2880"/>
-        <w:gridCol w:w="2880"/>
-      </w:tblGrid>
-      <w:tr>
-        <w:tc>
-          <w:tcPr>
-            <w:tcW w:type="dxa" w:w="0"/>
-          </w:tcPr>
-          <w:p>
-            <w:r>
-              <w:t>Role</w:t>
-            </w:r>
-          </w:p>
-        </w:tc>
-        <w:tc>
-          <w:tcPr>
-            <w:tcW w:type="dxa" w:w="0"/>
-          </w:tcPr>
-          <w:p>
-            <w:r>
-              <w:t>Focus</w:t>
-            </w:r>
-          </w:p>
-        </w:tc>
-        <w:tc>
-          <w:tcPr>
-            <w:tcW w:type="dxa" w:w="0"/>
-          </w:tcPr>
-          <w:p>
-            <w:r>
-              <w:t>Primary modules</w:t>
+              <w:t>React/Vite on Netlify</w:t>
             </w:r>
           </w:p>
         </w:tc>
@@ -1275,7 +263,7 @@
           </w:tcPr>
           <w:p>
             <w:r>
-              <w:t>Script author</w:t>
+              <w:t>API</w:t>
             </w:r>
           </w:p>
         </w:tc>
@@ -1285,17 +273,13 @@
           </w:tcPr>
           <w:p>
             <w:r>
-              <w:t>Upload, analyze, improve</w:t>
+              <w:t xml:space="preserve">Netlify Functions under </w:t>
             </w:r>
-          </w:p>
-        </w:tc>
-        <w:tc>
-          <w:tcPr>
-            <w:tcW w:type="dxa" w:w="0"/>
-          </w:tcPr>
-          <w:p>
             <w:r>
-              <w:t>01, 02, 03</w:t>
+              <w:rPr>
+                <w:rFonts w:ascii="Mono" w:hAnsi="Mono"/>
+              </w:rPr>
+              <w:t>/api/*</w:t>
             </w:r>
           </w:p>
         </w:tc>
@@ -1307,7 +291,7 @@
           </w:tcPr>
           <w:p>
             <w:r>
-              <w:t>Security reviewer</w:t>
+              <w:t>Auth</w:t>
             </w:r>
           </w:p>
         </w:tc>
@@ -1317,17 +301,13 @@
           </w:tcPr>
           <w:p>
             <w:r>
-              <w:t>Risk review, approvals</w:t>
+              <w:t xml:space="preserve">Supabase Auth plus </w:t>
             </w:r>
-          </w:p>
-        </w:tc>
-        <w:tc>
-          <w:tcPr>
-            <w:tcW w:type="dxa" w:w="0"/>
-          </w:tcPr>
-          <w:p>
             <w:r>
-              <w:t>03, 04, 05</w:t>
+              <w:rPr>
+                <w:rFonts w:ascii="Mono" w:hAnsi="Mono"/>
+              </w:rPr>
+              <w:t>app_profiles.is_enabled</w:t>
             </w:r>
           </w:p>
         </w:tc>
@@ -1339,7 +319,7 @@
           </w:tcPr>
           <w:p>
             <w:r>
-              <w:t>Platform admin</w:t>
+              <w:t>Data</w:t>
             </w:r>
           </w:p>
         </w:tc>
@@ -1349,7 +329,25 @@
           </w:tcPr>
           <w:p>
             <w:r>
-              <w:t>Operations, reliability</w:t>
+              <w:t xml:space="preserve">hosted Supabase Postgres with RLS and </w:t>
+            </w:r>
+            <w:r>
+              <w:rPr>
+                <w:rFonts w:ascii="Mono" w:hAnsi="Mono"/>
+              </w:rPr>
+              <w:t>pgvector</w:t>
+            </w:r>
+          </w:p>
+        </w:tc>
+      </w:tr>
+      <w:tr>
+        <w:tc>
+          <w:tcPr>
+            <w:tcW w:type="dxa" w:w="0"/>
+          </w:tcPr>
+          <w:p>
+            <w:r>
+              <w:t>AI</w:t>
             </w:r>
           </w:p>
         </w:tc>
@@ -1359,7 +357,29 @@
           </w:tcPr>
           <w:p>
             <w:r>
-              <w:t>01, 05</w:t>
+              <w:t>hosted provider calls through Netlify Functions</w:t>
+            </w:r>
+          </w:p>
+        </w:tc>
+      </w:tr>
+      <w:tr>
+        <w:tc>
+          <w:tcPr>
+            <w:tcW w:type="dxa" w:w="0"/>
+          </w:tcPr>
+          <w:p>
+            <w:r>
+              <w:t>Backups</w:t>
+            </w:r>
+          </w:p>
+        </w:tc>
+        <w:tc>
+          <w:tcPr>
+            <w:tcW w:type="dxa" w:w="0"/>
+          </w:tcPr>
+          <w:p>
+            <w:r>
+              <w:t>admin-only hosted data maintenance</w:t>
             </w:r>
           </w:p>
         </w:tc>
@@ -1422,7 +442,17 @@
     </w:p>
     <w:p>
       <w:r>
-        <w:t xml:space="preserve"> Module breakdown</w:t>
+        <w:t xml:space="preserve"> </w:t>
+      </w:r>
+    </w:p>
+    <w:p>
+      <w:r>
+        <w:t xml:space="preserve"> </w:t>
+      </w:r>
+    </w:p>
+    <w:p>
+      <w:r>
+        <w:t xml:space="preserve"> Feature Cheat Sheet</w:t>
       </w:r>
     </w:p>
     <w:p>
@@ -1447,7 +477,7 @@
           </w:tcPr>
           <w:p>
             <w:r>
-              <w:t>Module</w:t>
+              <w:t>Area</w:t>
             </w:r>
           </w:p>
         </w:tc>
@@ -1457,7 +487,7 @@
           </w:tcPr>
           <w:p>
             <w:r>
-              <w:t>Objectives</w:t>
+              <w:t>What to verify</w:t>
             </w:r>
           </w:p>
         </w:tc>
@@ -1467,7 +497,7 @@
           </w:tcPr>
           <w:p>
             <w:r>
-              <w:t>Key screen</w:t>
+              <w:t>Screenshot</w:t>
             </w:r>
           </w:p>
         </w:tc>
@@ -1479,7 +509,7 @@
           </w:tcPr>
           <w:p>
             <w:r>
-              <w:t>Module 01: Foundations</w:t>
+              <w:t>Login</w:t>
             </w:r>
           </w:p>
         </w:tc>
@@ -1489,7 +519,7 @@
           </w:tcPr>
           <w:p>
             <w:r>
-              <w:t>Navigate UI, find docs, understand services</w:t>
+              <w:t>Supabase login and Google OAuth entry</w:t>
             </w:r>
           </w:p>
         </w:tc>
@@ -1499,7 +529,10 @@
           </w:tcPr>
           <w:p>
             <w:r>
-              <w:t>Dashboard</w:t>
+              <w:rPr>
+                <w:rFonts w:ascii="Mono" w:hAnsi="Mono"/>
+              </w:rPr>
+              <w:t>../screenshots/readme/login.png</w:t>
             </w:r>
           </w:p>
         </w:tc>
@@ -1511,7 +544,7 @@
           </w:tcPr>
           <w:p>
             <w:r>
-              <w:t>Module 02: Script Lifecycle</w:t>
+              <w:t>Dashboard</w:t>
             </w:r>
           </w:p>
         </w:tc>
@@ -1521,7 +554,7 @@
           </w:tcPr>
           <w:p>
             <w:r>
-              <w:t>Upload, tag, version scripts</w:t>
+              <w:t>Desktop and mobile cards render without overlap</w:t>
             </w:r>
           </w:p>
         </w:tc>
@@ -1531,7 +564,10 @@
           </w:tcPr>
           <w:p>
             <w:r>
-              <w:t>Upload</w:t>
+              <w:rPr>
+                <w:rFonts w:ascii="Mono" w:hAnsi="Mono"/>
+              </w:rPr>
+              <w:t>../screenshots/readme/dashboard.png</w:t>
             </w:r>
           </w:p>
         </w:tc>
@@ -1543,7 +579,7 @@
           </w:tcPr>
           <w:p>
             <w:r>
-              <w:t>Module 03: AI Analysis</w:t>
+              <w:t>Scripts</w:t>
             </w:r>
           </w:p>
         </w:tc>
@@ -1553,7 +589,7 @@
           </w:tcPr>
           <w:p>
             <w:r>
-              <w:t>Read scores and recommendations</w:t>
+              <w:t>List, filters, delete, bulk selection</w:t>
             </w:r>
           </w:p>
         </w:tc>
@@ -1563,7 +599,10 @@
           </w:tcPr>
           <w:p>
             <w:r>
-              <w:t>Analysis</w:t>
+              <w:rPr>
+                <w:rFonts w:ascii="Mono" w:hAnsi="Mono"/>
+              </w:rPr>
+              <w:t>../screenshots/readme/scripts.png</w:t>
             </w:r>
           </w:p>
         </w:tc>
@@ -1575,7 +614,7 @@
           </w:tcPr>
           <w:p>
             <w:r>
-              <w:t>Module 04: Search</w:t>
+              <w:t>Upload</w:t>
             </w:r>
           </w:p>
         </w:tc>
@@ -1585,7 +624,7 @@
           </w:tcPr>
           <w:p>
             <w:r>
-              <w:t>Use keyword + vector search</w:t>
+              <w:t>File intake, metadata, and hosted 4 MB limit</w:t>
             </w:r>
           </w:p>
         </w:tc>
@@ -1595,7 +634,10 @@
           </w:tcPr>
           <w:p>
             <w:r>
-              <w:t>Scripts</w:t>
+              <w:rPr>
+                <w:rFonts w:ascii="Mono" w:hAnsi="Mono"/>
+              </w:rPr>
+              <w:t>../screenshots/readme/upload.png</w:t>
             </w:r>
           </w:p>
         </w:tc>
@@ -1607,7 +649,7 @@
           </w:tcPr>
           <w:p>
             <w:r>
-              <w:t>Module 05: Operations</w:t>
+              <w:t>Edit</w:t>
             </w:r>
           </w:p>
         </w:tc>
@@ -1617,7 +659,16 @@
           </w:tcPr>
           <w:p>
             <w:r>
-              <w:t>Review analytics and logs</w:t>
+              <w:t xml:space="preserve">Hosted script editing and VS Code </w:t>
+            </w:r>
+            <w:r>
+              <w:rPr>
+                <w:rFonts w:ascii="Mono" w:hAnsi="Mono"/>
+              </w:rPr>
+              <w:t>.ps1</w:t>
+            </w:r>
+            <w:r>
+              <w:t xml:space="preserve"> export</w:t>
             </w:r>
           </w:p>
         </w:tc>
@@ -1627,7 +678,156 @@
           </w:tcPr>
           <w:p>
             <w:r>
-              <w:t>Analytics</w:t>
+              <w:rPr>
+                <w:rFonts w:ascii="Mono" w:hAnsi="Mono"/>
+              </w:rPr>
+              <w:t>../screenshots/readme/script-edit-vscode.png</w:t>
+            </w:r>
+          </w:p>
+        </w:tc>
+      </w:tr>
+      <w:tr>
+        <w:tc>
+          <w:tcPr>
+            <w:tcW w:type="dxa" w:w="0"/>
+          </w:tcPr>
+          <w:p>
+            <w:r>
+              <w:t>Analysis</w:t>
+            </w:r>
+          </w:p>
+        </w:tc>
+        <w:tc>
+          <w:tcPr>
+            <w:tcW w:type="dxa" w:w="0"/>
+          </w:tcPr>
+          <w:p>
+            <w:r>
+              <w:t>Scores, criteria, runtime requirements, remediation, PDF export</w:t>
+            </w:r>
+          </w:p>
+        </w:tc>
+        <w:tc>
+          <w:tcPr>
+            <w:tcW w:type="dxa" w:w="0"/>
+          </w:tcPr>
+          <w:p>
+            <w:r>
+              <w:rPr>
+                <w:rFonts w:ascii="Mono" w:hAnsi="Mono"/>
+              </w:rPr>
+              <w:t>../screenshots/readme/analysis-runtime-requirements.png</w:t>
+            </w:r>
+          </w:p>
+        </w:tc>
+      </w:tr>
+      <w:tr>
+        <w:tc>
+          <w:tcPr>
+            <w:tcW w:type="dxa" w:w="0"/>
+          </w:tcPr>
+          <w:p>
+            <w:r>
+              <w:t>Assistant</w:t>
+            </w:r>
+          </w:p>
+        </w:tc>
+        <w:tc>
+          <w:tcPr>
+            <w:tcW w:type="dxa" w:w="0"/>
+          </w:tcPr>
+          <w:p>
+            <w:r>
+              <w:rPr>
+                <w:rFonts w:ascii="Mono" w:hAnsi="Mono"/>
+              </w:rPr>
+              <w:t>/agentic</w:t>
+            </w:r>
+            <w:r>
+              <w:t xml:space="preserve"> resolves to assistant instead of 404</w:t>
+            </w:r>
+          </w:p>
+        </w:tc>
+        <w:tc>
+          <w:tcPr>
+            <w:tcW w:type="dxa" w:w="0"/>
+          </w:tcPr>
+          <w:p>
+            <w:r>
+              <w:rPr>
+                <w:rFonts w:ascii="Mono" w:hAnsi="Mono"/>
+              </w:rPr>
+              <w:t>../screenshots/readme/agentic-assistant.png</w:t>
+            </w:r>
+          </w:p>
+        </w:tc>
+      </w:tr>
+      <w:tr>
+        <w:tc>
+          <w:tcPr>
+            <w:tcW w:type="dxa" w:w="0"/>
+          </w:tcPr>
+          <w:p>
+            <w:r>
+              <w:t>Settings</w:t>
+            </w:r>
+          </w:p>
+        </w:tc>
+        <w:tc>
+          <w:tcPr>
+            <w:tcW w:type="dxa" w:w="0"/>
+          </w:tcPr>
+          <w:p>
+            <w:r>
+              <w:t>Profile and admin surfaces</w:t>
+            </w:r>
+          </w:p>
+        </w:tc>
+        <w:tc>
+          <w:tcPr>
+            <w:tcW w:type="dxa" w:w="0"/>
+          </w:tcPr>
+          <w:p>
+            <w:r>
+              <w:rPr>
+                <w:rFonts w:ascii="Mono" w:hAnsi="Mono"/>
+              </w:rPr>
+              <w:t>../screenshots/readme/settings-profile.png</w:t>
+            </w:r>
+          </w:p>
+        </w:tc>
+      </w:tr>
+      <w:tr>
+        <w:tc>
+          <w:tcPr>
+            <w:tcW w:type="dxa" w:w="0"/>
+          </w:tcPr>
+          <w:p>
+            <w:r>
+              <w:t>Data maintenance</w:t>
+            </w:r>
+          </w:p>
+        </w:tc>
+        <w:tc>
+          <w:tcPr>
+            <w:tcW w:type="dxa" w:w="0"/>
+          </w:tcPr>
+          <w:p>
+            <w:r>
+              <w:t>Backup-first admin maintenance</w:t>
+            </w:r>
+          </w:p>
+        </w:tc>
+        <w:tc>
+          <w:tcPr>
+            <w:tcW w:type="dxa" w:w="0"/>
+          </w:tcPr>
+          <w:p>
+            <w:r>
+              <w:rPr>
+                <w:rFonts w:ascii="Mono" w:hAnsi="Mono"/>
+              </w:rPr>
+              <w:t>../screenshots/readme/data-maintenance.png</w:t>
             </w:r>
           </w:p>
         </w:tc>
@@ -1720,7 +920,480 @@
     </w:p>
     <w:p>
       <w:r>
-        <w:t xml:space="preserve"> Hands-on labs</w:t>
+        <w:t xml:space="preserve"> </w:t>
+      </w:r>
+    </w:p>
+    <w:p>
+      <w:r>
+        <w:t xml:space="preserve"> </w:t>
+      </w:r>
+    </w:p>
+    <w:p>
+      <w:r>
+        <w:t xml:space="preserve"> </w:t>
+      </w:r>
+    </w:p>
+    <w:p>
+      <w:r>
+        <w:t xml:space="preserve"> </w:t>
+      </w:r>
+    </w:p>
+    <w:p>
+      <w:r>
+        <w:t xml:space="preserve"> </w:t>
+      </w:r>
+    </w:p>
+    <w:p>
+      <w:r>
+        <w:t xml:space="preserve"> </w:t>
+      </w:r>
+    </w:p>
+    <w:p>
+      <w:r>
+        <w:t xml:space="preserve"> </w:t>
+      </w:r>
+    </w:p>
+    <w:p>
+      <w:r>
+        <w:t xml:space="preserve"> </w:t>
+      </w:r>
+    </w:p>
+    <w:p>
+      <w:r>
+        <w:t xml:space="preserve"> </w:t>
+      </w:r>
+    </w:p>
+    <w:p>
+      <w:r>
+        <w:t xml:space="preserve"> </w:t>
+      </w:r>
+    </w:p>
+    <w:p>
+      <w:r>
+        <w:t xml:space="preserve"> </w:t>
+      </w:r>
+    </w:p>
+    <w:p>
+      <w:r>
+        <w:t xml:space="preserve"> </w:t>
+      </w:r>
+    </w:p>
+    <w:p>
+      <w:r>
+        <w:t xml:space="preserve"> Environment Setup</w:t>
+      </w:r>
+    </w:p>
+    <w:p>
+      <w:pPr>
+        <w:pStyle w:val="Heading2"/>
+      </w:pPr>
+    </w:p>
+    <w:p>
+      <w:r>
+        <w:t>Use production for training with approved accounts:</w:t>
+      </w:r>
+    </w:p>
+    <w:p>
+      <w:r>
+        <w:rPr>
+          <w:rFonts w:ascii="Mono" w:hAnsi="Mono"/>
+        </w:rPr>
+        <w:t xml:space="preserve">https://pstest.morloksmaze.com
+</w:t>
+      </w:r>
+    </w:p>
+    <w:p>
+      <w:r>
+        <w:t>Use local mock mode only for screenshot rehearsal or non-mutating classroom demos:</w:t>
+      </w:r>
+    </w:p>
+    <w:p>
+      <w:r>
+        <w:rPr>
+          <w:rFonts w:ascii="Mono" w:hAnsi="Mono"/>
+        </w:rPr>
+        <w:t xml:space="preserve">cd src/frontend
+VITE_DISABLE_AUTH=true VITE_USE_MOCKS=true npm run dev -- --host 127.0.0.1 --port 5173
+</w:t>
+      </w:r>
+    </w:p>
+    <w:p>
+      <w:r>
+        <w:t>Do not configure a local database for training. Database-backed exercises use hosted Supabase.</w:t>
+      </w:r>
+    </w:p>
+    <w:p>
+      <w:pPr>
+        <w:pStyle w:val="Heading2"/>
+      </w:pPr>
+      <w:r>
+        <w:t>Guided Walkthrough</w:t>
+      </w:r>
+    </w:p>
+    <w:p>
+      <w:pPr>
+        <w:pStyle w:val="ListNumber"/>
+      </w:pPr>
+      <w:r>
+        <w:t>Sign in with an approved account.</w:t>
+      </w:r>
+    </w:p>
+    <w:p>
+      <w:pPr>
+        <w:pStyle w:val="ListNumber"/>
+      </w:pPr>
+      <w:r>
+        <w:t>If you land on pending approval, ask an admin to enable your profile.</w:t>
+      </w:r>
+    </w:p>
+    <w:p>
+      <w:pPr>
+        <w:pStyle w:val="ListNumber"/>
+      </w:pPr>
+      <w:r>
+        <w:t>Review dashboard status on desktop or mobile.</w:t>
+      </w:r>
+    </w:p>
+    <w:p>
+      <w:pPr>
+        <w:pStyle w:val="ListNumber"/>
+      </w:pPr>
+      <w:r>
+        <w:t>Open Scripts and inspect list controls.</w:t>
+      </w:r>
+    </w:p>
+    <w:p>
+      <w:pPr>
+        <w:pStyle w:val="ListNumber"/>
+      </w:pPr>
+      <w:r>
+        <w:t xml:space="preserve">Design a safe test </w:t>
+      </w:r>
+      <w:r>
+        <w:rPr>
+          <w:rFonts w:ascii="Mono" w:hAnsi="Mono"/>
+        </w:rPr>
+        <w:t>.ps1</w:t>
+      </w:r>
+      <w:r>
+        <w:t xml:space="preserve"> file with purpose, owner, examples, and test expectation.</w:t>
+      </w:r>
+    </w:p>
+    <w:p>
+      <w:pPr>
+        <w:pStyle w:val="ListNumber"/>
+      </w:pPr>
+      <w:r>
+        <w:t>Upload the script with category, tags, and description.</w:t>
+      </w:r>
+    </w:p>
+    <w:p>
+      <w:pPr>
+        <w:pStyle w:val="ListNumber"/>
+      </w:pPr>
+      <w:r>
+        <w:t>Open the script detail page.</w:t>
+      </w:r>
+    </w:p>
+    <w:p>
+      <w:pPr>
+        <w:pStyle w:val="ListNumber"/>
+      </w:pPr>
+      <w:r>
+        <w:t xml:space="preserve">Open the edit page, make a safe metadata-only change if the record is disposable, and confirm the </w:t>
+      </w:r>
+      <w:r>
+        <w:rPr>
+          <w:b/>
+        </w:rPr>
+        <w:t>Open in VS Code</w:t>
+      </w:r>
+      <w:r>
+        <w:t xml:space="preserve"> export downloads a </w:t>
+      </w:r>
+      <w:r>
+        <w:rPr>
+          <w:rFonts w:ascii="Mono" w:hAnsi="Mono"/>
+        </w:rPr>
+        <w:t>.ps1</w:t>
+      </w:r>
+      <w:r>
+        <w:t xml:space="preserve"> copy.</w:t>
+      </w:r>
+    </w:p>
+    <w:p>
+      <w:pPr>
+        <w:pStyle w:val="ListNumber"/>
+      </w:pPr>
+      <w:r>
+        <w:t>Run or view AI analysis.</w:t>
+      </w:r>
+    </w:p>
+    <w:p>
+      <w:pPr>
+        <w:pStyle w:val="ListNumber"/>
+      </w:pPr>
+      <w:r>
+        <w:t>Read the runtime requirements panel before approving execution.</w:t>
+      </w:r>
+    </w:p>
+    <w:p>
+      <w:pPr>
+        <w:pStyle w:val="ListNumber"/>
+      </w:pPr>
+      <w:r>
+        <w:t>Export the analysis report and confirm the download is a PDF.</w:t>
+      </w:r>
+    </w:p>
+    <w:p>
+      <w:pPr>
+        <w:pStyle w:val="ListNumber"/>
+      </w:pPr>
+      <w:r>
+        <w:t>Search for the script by keyword and by meaning.</w:t>
+      </w:r>
+    </w:p>
+    <w:p>
+      <w:pPr>
+        <w:pStyle w:val="ListNumber"/>
+      </w:pPr>
+      <w:r>
+        <w:t xml:space="preserve">Open </w:t>
+      </w:r>
+      <w:r>
+        <w:rPr>
+          <w:rFonts w:ascii="Mono" w:hAnsi="Mono"/>
+        </w:rPr>
+        <w:t>/agentic</w:t>
+      </w:r>
+      <w:r>
+        <w:t xml:space="preserve"> and confirm it routes to the assistant.</w:t>
+      </w:r>
+    </w:p>
+    <w:p>
+      <w:pPr>
+        <w:pStyle w:val="ListNumber"/>
+      </w:pPr>
+      <w:r>
+        <w:t>Open Settings -&gt; Data Maintenance as an admin and review backup controls without running destructive actions.</w:t>
+      </w:r>
+    </w:p>
+    <w:p>
+      <w:pPr>
+        <w:pStyle w:val="ListNumber"/>
+      </w:pPr>
+      <w:r>
+        <w:t>Delete only disposable test scripts and record cleanup evidence.</w:t>
+      </w:r>
+    </w:p>
+    <w:p>
+      <w:pPr>
+        <w:pStyle w:val="Heading2"/>
+      </w:pPr>
+      <w:r>
+        <w:t>Role-Based Paths</w:t>
+      </w:r>
+    </w:p>
+    <w:tbl>
+      <w:tblPr>
+        <w:tblW w:type="auto" w:w="0"/>
+        <w:tblLook w:firstColumn="1" w:firstRow="1" w:lastColumn="0" w:lastRow="0" w:noHBand="0" w:noVBand="1" w:val="04A0"/>
+      </w:tblPr>
+      <w:tblGrid>
+        <w:gridCol w:w="4320"/>
+        <w:gridCol w:w="4320"/>
+      </w:tblGrid>
+      <w:tr>
+        <w:tc>
+          <w:tcPr>
+            <w:tcW w:type="dxa" w:w="0"/>
+          </w:tcPr>
+          <w:p>
+            <w:r>
+              <w:t>Role</w:t>
+            </w:r>
+          </w:p>
+        </w:tc>
+        <w:tc>
+          <w:tcPr>
+            <w:tcW w:type="dxa" w:w="0"/>
+          </w:tcPr>
+          <w:p>
+            <w:r>
+              <w:t>Focus</w:t>
+            </w:r>
+          </w:p>
+        </w:tc>
+      </w:tr>
+      <w:tr>
+        <w:tc>
+          <w:tcPr>
+            <w:tcW w:type="dxa" w:w="0"/>
+          </w:tcPr>
+          <w:p>
+            <w:r>
+              <w:t>Script author</w:t>
+            </w:r>
+          </w:p>
+        </w:tc>
+        <w:tc>
+          <w:tcPr>
+            <w:tcW w:type="dxa" w:w="0"/>
+          </w:tcPr>
+          <w:p>
+            <w:r>
+              <w:t>upload, metadata, analysis, PDF export</w:t>
+            </w:r>
+          </w:p>
+        </w:tc>
+      </w:tr>
+      <w:tr>
+        <w:tc>
+          <w:tcPr>
+            <w:tcW w:type="dxa" w:w="0"/>
+          </w:tcPr>
+          <w:p>
+            <w:r>
+              <w:t>Security reviewer</w:t>
+            </w:r>
+          </w:p>
+        </w:tc>
+        <w:tc>
+          <w:tcPr>
+            <w:tcW w:type="dxa" w:w="0"/>
+          </w:tcPr>
+          <w:p>
+            <w:r>
+              <w:t>criteria payload, findings, remediation, evidence</w:t>
+            </w:r>
+          </w:p>
+        </w:tc>
+      </w:tr>
+      <w:tr>
+        <w:tc>
+          <w:tcPr>
+            <w:tcW w:type="dxa" w:w="0"/>
+          </w:tcPr>
+          <w:p>
+            <w:r>
+              <w:t>Platform admin</w:t>
+            </w:r>
+          </w:p>
+        </w:tc>
+        <w:tc>
+          <w:tcPr>
+            <w:tcW w:type="dxa" w:w="0"/>
+          </w:tcPr>
+          <w:p>
+            <w:r>
+              <w:t>approval gate, backups, logs, data maintenance</w:t>
+            </w:r>
+          </w:p>
+        </w:tc>
+      </w:tr>
+      <w:tr>
+        <w:tc>
+          <w:tcPr>
+            <w:tcW w:type="dxa" w:w="0"/>
+          </w:tcPr>
+          <w:p>
+            <w:r>
+              <w:t>Mobile reviewer</w:t>
+            </w:r>
+          </w:p>
+        </w:tc>
+        <w:tc>
+          <w:tcPr>
+            <w:tcW w:type="dxa" w:w="0"/>
+          </w:tcPr>
+          <w:p>
+            <w:r>
+              <w:t>topbar, drawer, dashboard, script list, settings</w:t>
+            </w:r>
+          </w:p>
+        </w:tc>
+      </w:tr>
+      <w:tr>
+        <w:tc>
+          <w:tcPr>
+            <w:tcW w:type="dxa" w:w="0"/>
+          </w:tcPr>
+          <w:p>
+            <w:r>
+              <w:t>Support analyst</w:t>
+            </w:r>
+          </w:p>
+        </w:tc>
+        <w:tc>
+          <w:tcPr>
+            <w:tcW w:type="dxa" w:w="0"/>
+          </w:tcPr>
+          <w:p>
+            <w:r>
+              <w:t>reproduction notes, screenshots, deploy id, Function logs, Supabase logs</w:t>
+            </w:r>
+          </w:p>
+        </w:tc>
+      </w:tr>
+    </w:tbl>
+    <w:p>
+      <w:r>
+        <w:t xml:space="preserve"> </w:t>
+      </w:r>
+    </w:p>
+    <w:p>
+      <w:r>
+        <w:t xml:space="preserve"> </w:t>
+      </w:r>
+    </w:p>
+    <w:p>
+      <w:r>
+        <w:t xml:space="preserve"> </w:t>
+      </w:r>
+    </w:p>
+    <w:p>
+      <w:r>
+        <w:t xml:space="preserve"> </w:t>
+      </w:r>
+    </w:p>
+    <w:p>
+      <w:r>
+        <w:t xml:space="preserve"> </w:t>
+      </w:r>
+    </w:p>
+    <w:p>
+      <w:r>
+        <w:t xml:space="preserve"> </w:t>
+      </w:r>
+    </w:p>
+    <w:p>
+      <w:r>
+        <w:t xml:space="preserve"> </w:t>
+      </w:r>
+    </w:p>
+    <w:p>
+      <w:r>
+        <w:t xml:space="preserve"> </w:t>
+      </w:r>
+    </w:p>
+    <w:p>
+      <w:r>
+        <w:t xml:space="preserve"> </w:t>
+      </w:r>
+    </w:p>
+    <w:p>
+      <w:r>
+        <w:t xml:space="preserve"> </w:t>
+      </w:r>
+    </w:p>
+    <w:p>
+      <w:r>
+        <w:t xml:space="preserve"> </w:t>
+      </w:r>
+    </w:p>
+    <w:p>
+      <w:r>
+        <w:t xml:space="preserve"> Hands-On Labs</w:t>
       </w:r>
     </w:p>
     <w:p>
@@ -1733,7 +1406,7 @@
         <w:pStyle w:val="Heading3"/>
       </w:pPr>
       <w:r>
-        <w:t>Lab 01: Sign in and orient</w:t>
+        <w:t>Lab 01: Upload, Analyze, Export</w:t>
       </w:r>
     </w:p>
     <w:p>
@@ -1741,7 +1414,7 @@
         <w:pStyle w:val="ListNumber"/>
       </w:pPr>
       <w:r>
-        <w:t>Open the login screen and use Default Login.</w:t>
+        <w:t>Upload a safe test script.</w:t>
       </w:r>
     </w:p>
     <w:p>
@@ -1749,7 +1422,16 @@
         <w:pStyle w:val="ListNumber"/>
       </w:pPr>
       <w:r>
-        <w:t>Review stats cards and activity feed on the dashboard.</w:t>
+        <w:t xml:space="preserve">Open the edit page and export a </w:t>
+      </w:r>
+      <w:r>
+        <w:rPr>
+          <w:rFonts w:ascii="Mono" w:hAnsi="Mono"/>
+        </w:rPr>
+        <w:t>.ps1</w:t>
+      </w:r>
+      <w:r>
+        <w:t xml:space="preserve"> copy for local VS Code review.</w:t>
       </w:r>
     </w:p>
     <w:p>
@@ -1757,79 +1439,23 @@
         <w:pStyle w:val="ListNumber"/>
       </w:pPr>
       <w:r>
-        <w:t>Find Scripts, Documentation, Analytics in the sidebar.</w:t>
+        <w:t>Review scores, runtime requirements, and findings.</w:t>
       </w:r>
     </w:p>
     <w:p>
+      <w:pPr>
+        <w:pStyle w:val="ListNumber"/>
+      </w:pPr>
       <w:r>
-        <w:drawing>
-          <wp:inline xmlns:a="http://schemas.openxmlformats.org/drawingml/2006/main" xmlns:pic="http://schemas.openxmlformats.org/drawingml/2006/picture">
-            <wp:extent cx="5303520" cy="5303520"/>
-            <wp:docPr id="15" name="Picture 15"/>
-            <wp:cNvGraphicFramePr>
-              <a:graphicFrameLocks noChangeAspect="1"/>
-            </wp:cNvGraphicFramePr>
-            <a:graphic>
-              <a:graphicData uri="http://schemas.openxmlformats.org/drawingml/2006/picture">
-                <pic:pic>
-                  <pic:nvPicPr>
-                    <pic:cNvPr id="0" name="image.png"/>
-                    <pic:cNvPicPr/>
-                  </pic:nvPicPr>
-                  <pic:blipFill>
-                    <a:blip r:embed="rId9"/>
-                    <a:stretch>
-                      <a:fillRect/>
-                    </a:stretch>
-                  </pic:blipFill>
-                  <pic:spPr>
-                    <a:xfrm>
-                      <a:off x="0" y="0"/>
-                      <a:ext cx="5303520" cy="5303520"/>
-                    </a:xfrm>
-                    <a:prstGeom prst="rect"/>
-                  </pic:spPr>
-                </pic:pic>
-              </a:graphicData>
-            </a:graphic>
-          </wp:inline>
-        </w:drawing>
+        <w:t>Export the analysis PDF.</w:t>
       </w:r>
     </w:p>
     <w:p>
+      <w:pPr>
+        <w:pStyle w:val="ListNumber"/>
+      </w:pPr>
       <w:r>
-        <w:drawing>
-          <wp:inline xmlns:a="http://schemas.openxmlformats.org/drawingml/2006/main" xmlns:pic="http://schemas.openxmlformats.org/drawingml/2006/picture">
-            <wp:extent cx="5303520" cy="5303520"/>
-            <wp:docPr id="16" name="Picture 16"/>
-            <wp:cNvGraphicFramePr>
-              <a:graphicFrameLocks noChangeAspect="1"/>
-            </wp:cNvGraphicFramePr>
-            <a:graphic>
-              <a:graphicData uri="http://schemas.openxmlformats.org/drawingml/2006/picture">
-                <pic:pic>
-                  <pic:nvPicPr>
-                    <pic:cNvPr id="0" name="image.png"/>
-                    <pic:cNvPicPr/>
-                  </pic:nvPicPr>
-                  <pic:blipFill>
-                    <a:blip r:embed="rId9"/>
-                    <a:stretch>
-                      <a:fillRect/>
-                    </a:stretch>
-                  </pic:blipFill>
-                  <pic:spPr>
-                    <a:xfrm>
-                      <a:off x="0" y="0"/>
-                      <a:ext cx="5303520" cy="5303520"/>
-                    </a:xfrm>
-                    <a:prstGeom prst="rect"/>
-                  </pic:spPr>
-                </pic:pic>
-              </a:graphicData>
-            </a:graphic>
-          </wp:inline>
-        </w:drawing>
+        <w:t>Confirm the file is a PDF, not JSON.</w:t>
       </w:r>
     </w:p>
     <w:p>
@@ -1837,7 +1463,7 @@
         <w:pStyle w:val="Heading3"/>
       </w:pPr>
       <w:r>
-        <w:t>Lab 02: Upload and analyze a script</w:t>
+        <w:t>Lab 02: Search And Similarity</w:t>
       </w:r>
     </w:p>
     <w:p>
@@ -1845,16 +1471,7 @@
         <w:pStyle w:val="ListNumber"/>
       </w:pPr>
       <w:r>
-        <w:t xml:space="preserve">Go to Upload and add </w:t>
-      </w:r>
-      <w:r>
-        <w:rPr>
-          <w:rFonts w:ascii="Mono" w:hAnsi="Mono"/>
-        </w:rPr>
-        <w:t>test-script.ps1</w:t>
-      </w:r>
-      <w:r>
-        <w:t xml:space="preserve"> with tags + category.</w:t>
+        <w:t>Search by cmdlet or title.</w:t>
       </w:r>
     </w:p>
     <w:p>
@@ -1862,7 +1479,7 @@
         <w:pStyle w:val="ListNumber"/>
       </w:pPr>
       <w:r>
-        <w:t>Observe dedup hints; submit the script.</w:t>
+        <w:t>Search by a natural-language description.</w:t>
       </w:r>
     </w:p>
     <w:p>
@@ -1870,7 +1487,15 @@
         <w:pStyle w:val="ListNumber"/>
       </w:pPr>
       <w:r>
-        <w:t>Open the script detail view and verify metadata.</w:t>
+        <w:t>Compare ranking and relevance.</w:t>
+      </w:r>
+    </w:p>
+    <w:p>
+      <w:pPr>
+        <w:pStyle w:val="Heading3"/>
+      </w:pPr>
+      <w:r>
+        <w:t>Lab 03: Assistant And Documentation</w:t>
       </w:r>
     </w:p>
     <w:p>
@@ -1878,115 +1503,32 @@
         <w:pStyle w:val="ListNumber"/>
       </w:pPr>
       <w:r>
-        <w:t>Run AI analysis and capture recommendations.</w:t>
+        <w:t>Open the assistant.</w:t>
       </w:r>
     </w:p>
     <w:p>
+      <w:pPr>
+        <w:pStyle w:val="ListNumber"/>
+      </w:pPr>
       <w:r>
-        <w:drawing>
-          <wp:inline xmlns:a="http://schemas.openxmlformats.org/drawingml/2006/main" xmlns:pic="http://schemas.openxmlformats.org/drawingml/2006/picture">
-            <wp:extent cx="5303520" cy="5303520"/>
-            <wp:docPr id="17" name="Picture 17"/>
-            <wp:cNvGraphicFramePr>
-              <a:graphicFrameLocks noChangeAspect="1"/>
-            </wp:cNvGraphicFramePr>
-            <a:graphic>
-              <a:graphicData uri="http://schemas.openxmlformats.org/drawingml/2006/picture">
-                <pic:pic>
-                  <pic:nvPicPr>
-                    <pic:cNvPr id="0" name="image.png"/>
-                    <pic:cNvPicPr/>
-                  </pic:nvPicPr>
-                  <pic:blipFill>
-                    <a:blip r:embed="rId9"/>
-                    <a:stretch>
-                      <a:fillRect/>
-                    </a:stretch>
-                  </pic:blipFill>
-                  <pic:spPr>
-                    <a:xfrm>
-                      <a:off x="0" y="0"/>
-                      <a:ext cx="5303520" cy="5303520"/>
-                    </a:xfrm>
-                    <a:prstGeom prst="rect"/>
-                  </pic:spPr>
-                </pic:pic>
-              </a:graphicData>
-            </a:graphic>
-          </wp:inline>
-        </w:drawing>
+        <w:t>Ask for a safe remediation pattern.</w:t>
       </w:r>
     </w:p>
     <w:p>
+      <w:pPr>
+        <w:pStyle w:val="ListNumber"/>
+      </w:pPr>
       <w:r>
-        <w:drawing>
-          <wp:inline xmlns:a="http://schemas.openxmlformats.org/drawingml/2006/main" xmlns:pic="http://schemas.openxmlformats.org/drawingml/2006/picture">
-            <wp:extent cx="5303520" cy="5303520"/>
-            <wp:docPr id="18" name="Picture 18"/>
-            <wp:cNvGraphicFramePr>
-              <a:graphicFrameLocks noChangeAspect="1"/>
-            </wp:cNvGraphicFramePr>
-            <a:graphic>
-              <a:graphicData uri="http://schemas.openxmlformats.org/drawingml/2006/picture">
-                <pic:pic>
-                  <pic:nvPicPr>
-                    <pic:cNvPr id="0" name="image.png"/>
-                    <pic:cNvPicPr/>
-                  </pic:nvPicPr>
-                  <pic:blipFill>
-                    <a:blip r:embed="rId9"/>
-                    <a:stretch>
-                      <a:fillRect/>
-                    </a:stretch>
-                  </pic:blipFill>
-                  <pic:spPr>
-                    <a:xfrm>
-                      <a:off x="0" y="0"/>
-                      <a:ext cx="5303520" cy="5303520"/>
-                    </a:xfrm>
-                    <a:prstGeom prst="rect"/>
-                  </pic:spPr>
-                </pic:pic>
-              </a:graphicData>
-            </a:graphic>
-          </wp:inline>
-        </w:drawing>
+        <w:t xml:space="preserve">Open </w:t>
       </w:r>
-    </w:p>
-    <w:p>
       <w:r>
-        <w:drawing>
-          <wp:inline xmlns:a="http://schemas.openxmlformats.org/drawingml/2006/main" xmlns:pic="http://schemas.openxmlformats.org/drawingml/2006/picture">
-            <wp:extent cx="5303520" cy="5303520"/>
-            <wp:docPr id="19" name="Picture 19"/>
-            <wp:cNvGraphicFramePr>
-              <a:graphicFrameLocks noChangeAspect="1"/>
-            </wp:cNvGraphicFramePr>
-            <a:graphic>
-              <a:graphicData uri="http://schemas.openxmlformats.org/drawingml/2006/picture">
-                <pic:pic>
-                  <pic:nvPicPr>
-                    <pic:cNvPr id="0" name="image.png"/>
-                    <pic:cNvPicPr/>
-                  </pic:nvPicPr>
-                  <pic:blipFill>
-                    <a:blip r:embed="rId9"/>
-                    <a:stretch>
-                      <a:fillRect/>
-                    </a:stretch>
-                  </pic:blipFill>
-                  <pic:spPr>
-                    <a:xfrm>
-                      <a:off x="0" y="0"/>
-                      <a:ext cx="5303520" cy="5303520"/>
-                    </a:xfrm>
-                    <a:prstGeom prst="rect"/>
-                  </pic:spPr>
-                </pic:pic>
-              </a:graphicData>
-            </a:graphic>
-          </wp:inline>
-        </w:drawing>
+        <w:rPr>
+          <w:rFonts w:ascii="Mono" w:hAnsi="Mono"/>
+        </w:rPr>
+        <w:t>/agentic</w:t>
+      </w:r>
+      <w:r>
+        <w:t xml:space="preserve"> and confirm it lands in the assistant experience.</w:t>
       </w:r>
     </w:p>
     <w:p>
@@ -1994,7 +1536,7 @@
         <w:pStyle w:val="Heading3"/>
       </w:pPr>
       <w:r>
-        <w:t>Lab 03: Documentation and AI chat</w:t>
+        <w:t>Lab 04: Operations And Governance</w:t>
       </w:r>
     </w:p>
     <w:p>
@@ -2002,16 +1544,16 @@
         <w:pStyle w:val="ListNumber"/>
       </w:pPr>
       <w:r>
-        <w:t xml:space="preserve">Open Documentation; search for a cmdlet (e.g., </w:t>
+        <w:t xml:space="preserve">Check </w:t>
       </w:r>
       <w:r>
         <w:rPr>
           <w:rFonts w:ascii="Mono" w:hAnsi="Mono"/>
         </w:rPr>
-        <w:t>Get-Process</w:t>
+        <w:t>https://pstest.morloksmaze.com/api/health</w:t>
       </w:r>
       <w:r>
-        <w:t>).</w:t>
+        <w:t>.</w:t>
       </w:r>
     </w:p>
     <w:p>
@@ -2019,7 +1561,7 @@
         <w:pStyle w:val="ListNumber"/>
       </w:pPr>
       <w:r>
-        <w:t>Save an excerpt to your notes.</w:t>
+        <w:t>Review Netlify deploy state and Function logs.</w:t>
       </w:r>
     </w:p>
     <w:p>
@@ -2027,79 +1569,15 @@
         <w:pStyle w:val="ListNumber"/>
       </w:pPr>
       <w:r>
-        <w:t>Open Chat and ask for safe usage patterns.</w:t>
+        <w:t>Review Supabase logs for API/database failures.</w:t>
       </w:r>
     </w:p>
     <w:p>
+      <w:pPr>
+        <w:pStyle w:val="ListNumber"/>
+      </w:pPr>
       <w:r>
-        <w:drawing>
-          <wp:inline xmlns:a="http://schemas.openxmlformats.org/drawingml/2006/main" xmlns:pic="http://schemas.openxmlformats.org/drawingml/2006/picture">
-            <wp:extent cx="5303520" cy="5303520"/>
-            <wp:docPr id="20" name="Picture 20"/>
-            <wp:cNvGraphicFramePr>
-              <a:graphicFrameLocks noChangeAspect="1"/>
-            </wp:cNvGraphicFramePr>
-            <a:graphic>
-              <a:graphicData uri="http://schemas.openxmlformats.org/drawingml/2006/picture">
-                <pic:pic>
-                  <pic:nvPicPr>
-                    <pic:cNvPr id="0" name="image.png"/>
-                    <pic:cNvPicPr/>
-                  </pic:nvPicPr>
-                  <pic:blipFill>
-                    <a:blip r:embed="rId9"/>
-                    <a:stretch>
-                      <a:fillRect/>
-                    </a:stretch>
-                  </pic:blipFill>
-                  <pic:spPr>
-                    <a:xfrm>
-                      <a:off x="0" y="0"/>
-                      <a:ext cx="5303520" cy="5303520"/>
-                    </a:xfrm>
-                    <a:prstGeom prst="rect"/>
-                  </pic:spPr>
-                </pic:pic>
-              </a:graphicData>
-            </a:graphic>
-          </wp:inline>
-        </w:drawing>
-      </w:r>
-    </w:p>
-    <w:p>
-      <w:r>
-        <w:drawing>
-          <wp:inline xmlns:a="http://schemas.openxmlformats.org/drawingml/2006/main" xmlns:pic="http://schemas.openxmlformats.org/drawingml/2006/picture">
-            <wp:extent cx="5303520" cy="5303520"/>
-            <wp:docPr id="21" name="Picture 21"/>
-            <wp:cNvGraphicFramePr>
-              <a:graphicFrameLocks noChangeAspect="1"/>
-            </wp:cNvGraphicFramePr>
-            <a:graphic>
-              <a:graphicData uri="http://schemas.openxmlformats.org/drawingml/2006/picture">
-                <pic:pic>
-                  <pic:nvPicPr>
-                    <pic:cNvPr id="0" name="image.png"/>
-                    <pic:cNvPicPr/>
-                  </pic:nvPicPr>
-                  <pic:blipFill>
-                    <a:blip r:embed="rId9"/>
-                    <a:stretch>
-                      <a:fillRect/>
-                    </a:stretch>
-                  </pic:blipFill>
-                  <pic:spPr>
-                    <a:xfrm>
-                      <a:off x="0" y="0"/>
-                      <a:ext cx="5303520" cy="5303520"/>
-                    </a:xfrm>
-                    <a:prstGeom prst="rect"/>
-                  </pic:spPr>
-                </pic:pic>
-              </a:graphicData>
-            </a:graphic>
-          </wp:inline>
-        </w:drawing>
+        <w:t>Open Settings -&gt; Data Maintenance and confirm backup list access as an admin.</w:t>
       </w:r>
     </w:p>
     <w:p>
@@ -2107,7 +1585,7 @@
         <w:pStyle w:val="Heading3"/>
       </w:pPr>
       <w:r>
-        <w:t>Lab 04: Analytics and governance</w:t>
+        <w:t>Lab 05: Governance, Support, Cleanup</w:t>
       </w:r>
     </w:p>
     <w:p>
@@ -2115,7 +1593,7 @@
         <w:pStyle w:val="ListNumber"/>
       </w:pPr>
       <w:r>
-        <w:t>Open Analytics; review usage metrics and trend lines.</w:t>
+        <w:t>Capture a support-ready screenshot and route.</w:t>
       </w:r>
     </w:p>
     <w:p>
@@ -2123,7 +1601,7 @@
         <w:pStyle w:val="ListNumber"/>
       </w:pPr>
       <w:r>
-        <w:t>Identify top activity areas and any gaps.</w:t>
+        <w:t>Verify PDF export and delete behavior on disposable test data.</w:t>
       </w:r>
     </w:p>
     <w:p>
@@ -2131,87 +1609,7 @@
         <w:pStyle w:val="ListNumber"/>
       </w:pPr>
       <w:r>
-        <w:t>Draft a governance checklist for releases.</w:t>
-      </w:r>
-    </w:p>
-    <w:p>
-      <w:r>
-        <w:drawing>
-          <wp:inline xmlns:a="http://schemas.openxmlformats.org/drawingml/2006/main" xmlns:pic="http://schemas.openxmlformats.org/drawingml/2006/picture">
-            <wp:extent cx="5303520" cy="5303520"/>
-            <wp:docPr id="22" name="Picture 22"/>
-            <wp:cNvGraphicFramePr>
-              <a:graphicFrameLocks noChangeAspect="1"/>
-            </wp:cNvGraphicFramePr>
-            <a:graphic>
-              <a:graphicData uri="http://schemas.openxmlformats.org/drawingml/2006/picture">
-                <pic:pic>
-                  <pic:nvPicPr>
-                    <pic:cNvPr id="0" name="image.png"/>
-                    <pic:cNvPicPr/>
-                  </pic:nvPicPr>
-                  <pic:blipFill>
-                    <a:blip r:embed="rId9"/>
-                    <a:stretch>
-                      <a:fillRect/>
-                    </a:stretch>
-                  </pic:blipFill>
-                  <pic:spPr>
-                    <a:xfrm>
-                      <a:off x="0" y="0"/>
-                      <a:ext cx="5303520" cy="5303520"/>
-                    </a:xfrm>
-                    <a:prstGeom prst="rect"/>
-                  </pic:spPr>
-                </pic:pic>
-              </a:graphicData>
-            </a:graphic>
-          </wp:inline>
-        </w:drawing>
-      </w:r>
-    </w:p>
-    <w:p>
-      <w:r>
-        <w:drawing>
-          <wp:inline xmlns:a="http://schemas.openxmlformats.org/drawingml/2006/main" xmlns:pic="http://schemas.openxmlformats.org/drawingml/2006/picture">
-            <wp:extent cx="5303520" cy="5303520"/>
-            <wp:docPr id="23" name="Picture 23"/>
-            <wp:cNvGraphicFramePr>
-              <a:graphicFrameLocks noChangeAspect="1"/>
-            </wp:cNvGraphicFramePr>
-            <a:graphic>
-              <a:graphicData uri="http://schemas.openxmlformats.org/drawingml/2006/picture">
-                <pic:pic>
-                  <pic:nvPicPr>
-                    <pic:cNvPr id="0" name="image.png"/>
-                    <pic:cNvPicPr/>
-                  </pic:nvPicPr>
-                  <pic:blipFill>
-                    <a:blip r:embed="rId9"/>
-                    <a:stretch>
-                      <a:fillRect/>
-                    </a:stretch>
-                  </pic:blipFill>
-                  <pic:spPr>
-                    <a:xfrm>
-                      <a:off x="0" y="0"/>
-                      <a:ext cx="5303520" cy="5303520"/>
-                    </a:xfrm>
-                    <a:prstGeom prst="rect"/>
-                  </pic:spPr>
-                </pic:pic>
-              </a:graphicData>
-            </a:graphic>
-          </wp:inline>
-        </w:drawing>
-      </w:r>
-    </w:p>
-    <w:p>
-      <w:pPr>
-        <w:pStyle w:val="Heading3"/>
-      </w:pPr>
-      <w:r>
-        <w:t>Lab 05: Settings and training resources</w:t>
+        <w:t>Record Netlify/Supabase evidence fields for the case.</w:t>
       </w:r>
     </w:p>
     <w:p>
@@ -2219,68 +1617,7 @@
         <w:pStyle w:val="ListNumber"/>
       </w:pPr>
       <w:r>
-        <w:t>Open Settings; review API usage and notifications.</w:t>
-      </w:r>
-    </w:p>
-    <w:p>
-      <w:pPr>
-        <w:pStyle w:val="ListNumber"/>
-      </w:pPr>
-      <w:r>
-        <w:t>Locate Documentation &amp; Training and open the Training Suite.</w:t>
-      </w:r>
-    </w:p>
-    <w:p>
-      <w:pPr>
-        <w:pStyle w:val="ListNumber"/>
-      </w:pPr>
-      <w:r>
-        <w:t xml:space="preserve">Open the local PDF export at </w:t>
-      </w:r>
-      <w:r>
-        <w:rPr>
-          <w:rFonts w:ascii="Mono" w:hAnsi="Mono"/>
-        </w:rPr>
-        <w:t>http://localhost:4000/docs/exports/pdf/Training-Guide.pdf</w:t>
-      </w:r>
-      <w:r>
-        <w:t>.</w:t>
-      </w:r>
-    </w:p>
-    <w:p>
-      <w:r>
-        <w:drawing>
-          <wp:inline xmlns:a="http://schemas.openxmlformats.org/drawingml/2006/main" xmlns:pic="http://schemas.openxmlformats.org/drawingml/2006/picture">
-            <wp:extent cx="5303520" cy="5303520"/>
-            <wp:docPr id="24" name="Picture 24"/>
-            <wp:cNvGraphicFramePr>
-              <a:graphicFrameLocks noChangeAspect="1"/>
-            </wp:cNvGraphicFramePr>
-            <a:graphic>
-              <a:graphicData uri="http://schemas.openxmlformats.org/drawingml/2006/picture">
-                <pic:pic>
-                  <pic:nvPicPr>
-                    <pic:cNvPr id="0" name="image.png"/>
-                    <pic:cNvPicPr/>
-                  </pic:nvPicPr>
-                  <pic:blipFill>
-                    <a:blip r:embed="rId9"/>
-                    <a:stretch>
-                      <a:fillRect/>
-                    </a:stretch>
-                  </pic:blipFill>
-                  <pic:spPr>
-                    <a:xfrm>
-                      <a:off x="0" y="0"/>
-                      <a:ext cx="5303520" cy="5303520"/>
-                    </a:xfrm>
-                    <a:prstGeom prst="rect"/>
-                  </pic:spPr>
-                </pic:pic>
-              </a:graphicData>
-            </a:graphic>
-          </wp:inline>
-        </w:drawing>
+        <w:t>Confirm cleanup without touching unrelated production records.</w:t>
       </w:r>
     </w:p>
     <w:p>
@@ -2288,175 +1625,7 @@
         <w:pStyle w:val="Heading2"/>
       </w:pPr>
       <w:r>
-        <w:t>Sample actions</w:t>
-      </w:r>
-    </w:p>
-    <w:p>
-      <w:pPr>
-        <w:pStyle w:val="Heading3"/>
-      </w:pPr>
-      <w:r>
-        <w:t>Upload via API</w:t>
-      </w:r>
-    </w:p>
-    <w:p>
-      <w:r>
-        <w:rPr>
-          <w:rFonts w:ascii="Mono" w:hAnsi="Mono"/>
-        </w:rPr>
-        <w:t xml:space="preserve">curl -X POST http://localhost:4000/api/scripts \
-  -H "Authorization: Bearer &lt;token&gt;" \
-  -F "file=@test-script.ps1" \
-  -F "title=Reset-UserPassword" \
-  -F "description=Reset AD user password" \
-  -F "tags=security,active-directory"
-</w:t>
-      </w:r>
-    </w:p>
-    <w:p>
-      <w:pPr>
-        <w:pStyle w:val="Heading3"/>
-      </w:pPr>
-      <w:r>
-        <w:t>Run analysis</w:t>
-      </w:r>
-    </w:p>
-    <w:p>
-      <w:r>
-        <w:rPr>
-          <w:rFonts w:ascii="Mono" w:hAnsi="Mono"/>
-        </w:rPr>
-        <w:t xml:space="preserve">curl -X POST http://localhost:8000/analyze \
-  -H "Content-Type: application/json" \
-  -d '{"content": "Get-ADUser -Filter *", "type": "security"}'
-</w:t>
-      </w:r>
-    </w:p>
-    <w:p>
-      <w:pPr>
-        <w:pStyle w:val="Heading3"/>
-      </w:pPr>
-      <w:r>
-        <w:t>Vector search</w:t>
-      </w:r>
-    </w:p>
-    <w:p>
-      <w:r>
-        <w:rPr>
-          <w:rFonts w:ascii="Mono" w:hAnsi="Mono"/>
-        </w:rPr>
-        <w:t xml:space="preserve">curl -X POST http://localhost:8000/similar \
-  -H "Content-Type: application/json" \
-  -d '{"content": "active directory onboarding", "limit": 5}'
-</w:t>
-      </w:r>
-    </w:p>
-    <w:p>
-      <w:pPr>
-        <w:pStyle w:val="Heading2"/>
-      </w:pPr>
-      <w:r>
-        <w:t>Operational readiness</w:t>
-      </w:r>
-    </w:p>
-    <w:p>
-      <w:pPr>
-        <w:pStyle w:val="Heading3"/>
-      </w:pPr>
-      <w:r>
-        <w:t>Governance checklist</w:t>
-      </w:r>
-    </w:p>
-    <w:p>
-      <w:pPr>
-        <w:pStyle w:val="ListBullet"/>
-      </w:pPr>
-      <w:r>
-        <w:t>Scripts are tagged, categorized, and have an owner</w:t>
-      </w:r>
-    </w:p>
-    <w:p>
-      <w:pPr>
-        <w:pStyle w:val="ListBullet"/>
-      </w:pPr>
-      <w:r>
-        <w:t>Security score is reviewed and exceptions are documented</w:t>
-      </w:r>
-    </w:p>
-    <w:p>
-      <w:pPr>
-        <w:pStyle w:val="ListBullet"/>
-      </w:pPr>
-      <w:r>
-        <w:t>Duplicates are prevented by hash check</w:t>
-      </w:r>
-    </w:p>
-    <w:p>
-      <w:pPr>
-        <w:pStyle w:val="ListBullet"/>
-      </w:pPr>
-      <w:r>
-        <w:t>Analysis results are logged and stored</w:t>
-      </w:r>
-    </w:p>
-    <w:p>
-      <w:pPr>
-        <w:pStyle w:val="ListBullet"/>
-      </w:pPr>
-      <w:r>
-        <w:t>Analytics reflect script usage and review cadence</w:t>
-      </w:r>
-    </w:p>
-    <w:p>
-      <w:pPr>
-        <w:pStyle w:val="Heading3"/>
-      </w:pPr>
-      <w:r>
-        <w:t>Security scorecard</w:t>
-      </w:r>
-    </w:p>
-    <w:p>
-      <w:r>
-        <w:drawing>
-          <wp:inline xmlns:a="http://schemas.openxmlformats.org/drawingml/2006/main" xmlns:pic="http://schemas.openxmlformats.org/drawingml/2006/picture">
-            <wp:extent cx="5303520" cy="5303520"/>
-            <wp:docPr id="25" name="Picture 25"/>
-            <wp:cNvGraphicFramePr>
-              <a:graphicFrameLocks noChangeAspect="1"/>
-            </wp:cNvGraphicFramePr>
-            <a:graphic>
-              <a:graphicData uri="http://schemas.openxmlformats.org/drawingml/2006/picture">
-                <pic:pic>
-                  <pic:nvPicPr>
-                    <pic:cNvPr id="0" name="image.png"/>
-                    <pic:cNvPicPr/>
-                  </pic:nvPicPr>
-                  <pic:blipFill>
-                    <a:blip r:embed="rId9"/>
-                    <a:stretch>
-                      <a:fillRect/>
-                    </a:stretch>
-                  </pic:blipFill>
-                  <pic:spPr>
-                    <a:xfrm>
-                      <a:off x="0" y="0"/>
-                      <a:ext cx="5303520" cy="5303520"/>
-                    </a:xfrm>
-                    <a:prstGeom prst="rect"/>
-                  </pic:spPr>
-                </pic:pic>
-              </a:graphicData>
-            </a:graphic>
-          </wp:inline>
-        </w:drawing>
-      </w:r>
-    </w:p>
-    <w:p>
-      <w:pPr>
-        <w:pStyle w:val="Heading3"/>
-      </w:pPr>
-      <w:r>
-        <w:t>Scorecard rubric</w:t>
+        <w:t>Operational Readiness</w:t>
       </w:r>
     </w:p>
     <w:tbl>
@@ -2476,7 +1645,7 @@
           </w:tcPr>
           <w:p>
             <w:r>
-              <w:t>Signal</w:t>
+              <w:t>Area</w:t>
             </w:r>
           </w:p>
         </w:tc>
@@ -2486,7 +1655,7 @@
           </w:tcPr>
           <w:p>
             <w:r>
-              <w:t>Description</w:t>
+              <w:t>Check</w:t>
             </w:r>
           </w:p>
         </w:tc>
@@ -2508,7 +1677,7 @@
           </w:tcPr>
           <w:p>
             <w:r>
-              <w:t>Security score</w:t>
+              <w:t>Netlify app</w:t>
             </w:r>
           </w:p>
         </w:tc>
@@ -2518,7 +1687,7 @@
           </w:tcPr>
           <w:p>
             <w:r>
-              <w:t>Weighted risk score from AI analysis</w:t>
+              <w:t>production URL loads</w:t>
             </w:r>
           </w:p>
         </w:tc>
@@ -2528,7 +1697,7 @@
           </w:tcPr>
           <w:p>
             <w:r>
-              <w:t>&gt;= 7.5</w:t>
+              <w:t>200/app shell</w:t>
             </w:r>
           </w:p>
         </w:tc>
@@ -2540,7 +1709,7 @@
           </w:tcPr>
           <w:p>
             <w:r>
-              <w:t>High-risk findings</w:t>
+              <w:t>Netlify Functions</w:t>
             </w:r>
           </w:p>
         </w:tc>
@@ -2550,7 +1719,13 @@
           </w:tcPr>
           <w:p>
             <w:r>
-              <w:t>Count of high severity issues</w:t>
+              <w:rPr>
+                <w:rFonts w:ascii="Mono" w:hAnsi="Mono"/>
+              </w:rPr>
+              <w:t>/api/health</w:t>
+            </w:r>
+            <w:r>
+              <w:t xml:space="preserve"> returns hosted status</w:t>
             </w:r>
           </w:p>
         </w:tc>
@@ -2560,7 +1735,7 @@
           </w:tcPr>
           <w:p>
             <w:r>
-              <w:t>0</w:t>
+              <w:t>healthy/degraded with reason</w:t>
             </w:r>
           </w:p>
         </w:tc>
@@ -2572,7 +1747,7 @@
           </w:tcPr>
           <w:p>
             <w:r>
-              <w:t>Remediation SLA</w:t>
+              <w:t>Supabase</w:t>
             </w:r>
           </w:p>
         </w:tc>
@@ -2582,7 +1757,7 @@
           </w:tcPr>
           <w:p>
             <w:r>
-              <w:t>Days to close high-risk findings</w:t>
+              <w:t>Auth and database reachable</w:t>
             </w:r>
           </w:p>
         </w:tc>
@@ -2592,7 +1767,7 @@
           </w:tcPr>
           <w:p>
             <w:r>
-              <w:t>&lt;= 7</w:t>
+              <w:t>no auth/DB errors</w:t>
             </w:r>
           </w:p>
         </w:tc>
@@ -2604,7 +1779,7 @@
           </w:tcPr>
           <w:p>
             <w:r>
-              <w:t>Ownership coverage</w:t>
+              <w:t>RLS</w:t>
             </w:r>
           </w:p>
         </w:tc>
@@ -2614,7 +1789,7 @@
           </w:tcPr>
           <w:p>
             <w:r>
-              <w:t>Scripts with owner tag</w:t>
+              <w:t>disabled users blocked</w:t>
             </w:r>
           </w:p>
         </w:tc>
@@ -2624,7 +1799,10 @@
           </w:tcPr>
           <w:p>
             <w:r>
-              <w:t>100%</w:t>
+              <w:rPr>
+                <w:rFonts w:ascii="Mono" w:hAnsi="Mono"/>
+              </w:rPr>
+              <w:t>403 account_pending_approval</w:t>
             </w:r>
           </w:p>
         </w:tc>
@@ -2636,7 +1814,7 @@
           </w:tcPr>
           <w:p>
             <w:r>
-              <w:t>Review cadence</w:t>
+              <w:t>Export</w:t>
             </w:r>
           </w:p>
         </w:tc>
@@ -2646,7 +1824,7 @@
           </w:tcPr>
           <w:p>
             <w:r>
-              <w:t>Days between audits</w:t>
+              <w:t>analysis report download</w:t>
             </w:r>
           </w:p>
         </w:tc>
@@ -2656,7 +1834,205 @@
           </w:tcPr>
           <w:p>
             <w:r>
-              <w:t>&lt;= 30</w:t>
+              <w:t>PDF content type</w:t>
+            </w:r>
+          </w:p>
+        </w:tc>
+      </w:tr>
+      <w:tr>
+        <w:tc>
+          <w:tcPr>
+            <w:tcW w:type="dxa" w:w="0"/>
+          </w:tcPr>
+          <w:p>
+            <w:r>
+              <w:t>Edit export</w:t>
+            </w:r>
+          </w:p>
+        </w:tc>
+        <w:tc>
+          <w:tcPr>
+            <w:tcW w:type="dxa" w:w="0"/>
+          </w:tcPr>
+          <w:p>
+            <w:r>
+              <w:t>script editor export</w:t>
+            </w:r>
+          </w:p>
+        </w:tc>
+        <w:tc>
+          <w:tcPr>
+            <w:tcW w:type="dxa" w:w="0"/>
+          </w:tcPr>
+          <w:p>
+            <w:r>
+              <w:rPr>
+                <w:rFonts w:ascii="Mono" w:hAnsi="Mono"/>
+              </w:rPr>
+              <w:t>.ps1</w:t>
+            </w:r>
+            <w:r>
+              <w:t xml:space="preserve"> file for local VS Code</w:t>
+            </w:r>
+          </w:p>
+        </w:tc>
+      </w:tr>
+      <w:tr>
+        <w:tc>
+          <w:tcPr>
+            <w:tcW w:type="dxa" w:w="0"/>
+          </w:tcPr>
+          <w:p>
+            <w:r>
+              <w:t>Runtime requirements</w:t>
+            </w:r>
+          </w:p>
+        </w:tc>
+        <w:tc>
+          <w:tcPr>
+            <w:tcW w:type="dxa" w:w="0"/>
+          </w:tcPr>
+          <w:p>
+            <w:r>
+              <w:t>analysis route</w:t>
+            </w:r>
+          </w:p>
+        </w:tc>
+        <w:tc>
+          <w:tcPr>
+            <w:tcW w:type="dxa" w:w="0"/>
+          </w:tcPr>
+          <w:p>
+            <w:r>
+              <w:t>PowerShell version and modules/assemblies visible</w:t>
+            </w:r>
+          </w:p>
+        </w:tc>
+      </w:tr>
+      <w:tr>
+        <w:tc>
+          <w:tcPr>
+            <w:tcW w:type="dxa" w:w="0"/>
+          </w:tcPr>
+          <w:p>
+            <w:r>
+              <w:t>Mobile</w:t>
+            </w:r>
+          </w:p>
+        </w:tc>
+        <w:tc>
+          <w:tcPr>
+            <w:tcW w:type="dxa" w:w="0"/>
+          </w:tcPr>
+          <w:p>
+            <w:r>
+              <w:t>dashboard/navigation readable</w:t>
+            </w:r>
+          </w:p>
+        </w:tc>
+        <w:tc>
+          <w:tcPr>
+            <w:tcW w:type="dxa" w:w="0"/>
+          </w:tcPr>
+          <w:p>
+            <w:r>
+              <w:t>no overlap</w:t>
+            </w:r>
+          </w:p>
+        </w:tc>
+      </w:tr>
+      <w:tr>
+        <w:tc>
+          <w:tcPr>
+            <w:tcW w:type="dxa" w:w="0"/>
+          </w:tcPr>
+          <w:p>
+            <w:r>
+              <w:t>Data maintenance</w:t>
+            </w:r>
+          </w:p>
+        </w:tc>
+        <w:tc>
+          <w:tcPr>
+            <w:tcW w:type="dxa" w:w="0"/>
+          </w:tcPr>
+          <w:p>
+            <w:r>
+              <w:t>backup list/create</w:t>
+            </w:r>
+          </w:p>
+        </w:tc>
+        <w:tc>
+          <w:tcPr>
+            <w:tcW w:type="dxa" w:w="0"/>
+          </w:tcPr>
+          <w:p>
+            <w:r>
+              <w:t>admin only</w:t>
+            </w:r>
+          </w:p>
+        </w:tc>
+      </w:tr>
+      <w:tr>
+        <w:tc>
+          <w:tcPr>
+            <w:tcW w:type="dxa" w:w="0"/>
+          </w:tcPr>
+          <w:p>
+            <w:r>
+              <w:t>Upload size</w:t>
+            </w:r>
+          </w:p>
+        </w:tc>
+        <w:tc>
+          <w:tcPr>
+            <w:tcW w:type="dxa" w:w="0"/>
+          </w:tcPr>
+          <w:p>
+            <w:r>
+              <w:t>hosted upload route</w:t>
+            </w:r>
+          </w:p>
+        </w:tc>
+        <w:tc>
+          <w:tcPr>
+            <w:tcW w:type="dxa" w:w="0"/>
+          </w:tcPr>
+          <w:p>
+            <w:r>
+              <w:t>UI blocks files above 4 MB</w:t>
+            </w:r>
+          </w:p>
+        </w:tc>
+      </w:tr>
+      <w:tr>
+        <w:tc>
+          <w:tcPr>
+            <w:tcW w:type="dxa" w:w="0"/>
+          </w:tcPr>
+          <w:p>
+            <w:r>
+              <w:t>Delete</w:t>
+            </w:r>
+          </w:p>
+        </w:tc>
+        <w:tc>
+          <w:tcPr>
+            <w:tcW w:type="dxa" w:w="0"/>
+          </w:tcPr>
+          <w:p>
+            <w:r>
+              <w:t>disposable test scripts</w:t>
+            </w:r>
+          </w:p>
+        </w:tc>
+        <w:tc>
+          <w:tcPr>
+            <w:tcW w:type="dxa" w:w="0"/>
+          </w:tcPr>
+          <w:p>
+            <w:r>
+              <w:t>intended records removed only</w:t>
             </w:r>
           </w:p>
         </w:tc>
@@ -2749,12 +2125,102 @@
     </w:p>
     <w:p>
       <w:r>
-        <w:t xml:space="preserve"> Operational checks</w:t>
+        <w:t xml:space="preserve"> </w:t>
+      </w:r>
+    </w:p>
+    <w:p>
+      <w:r>
+        <w:t xml:space="preserve"> </w:t>
+      </w:r>
+    </w:p>
+    <w:p>
+      <w:r>
+        <w:t xml:space="preserve"> </w:t>
+      </w:r>
+    </w:p>
+    <w:p>
+      <w:r>
+        <w:t xml:space="preserve"> </w:t>
+      </w:r>
+    </w:p>
+    <w:p>
+      <w:r>
+        <w:t xml:space="preserve"> </w:t>
+      </w:r>
+    </w:p>
+    <w:p>
+      <w:r>
+        <w:t xml:space="preserve"> </w:t>
+      </w:r>
+    </w:p>
+    <w:p>
+      <w:r>
+        <w:t xml:space="preserve"> </w:t>
+      </w:r>
+    </w:p>
+    <w:p>
+      <w:r>
+        <w:t xml:space="preserve"> </w:t>
+      </w:r>
+    </w:p>
+    <w:p>
+      <w:r>
+        <w:t xml:space="preserve"> </w:t>
+      </w:r>
+    </w:p>
+    <w:p>
+      <w:r>
+        <w:t xml:space="preserve"> </w:t>
+      </w:r>
+    </w:p>
+    <w:p>
+      <w:r>
+        <w:t xml:space="preserve"> </w:t>
+      </w:r>
+    </w:p>
+    <w:p>
+      <w:r>
+        <w:t xml:space="preserve"> </w:t>
+      </w:r>
+    </w:p>
+    <w:p>
+      <w:r>
+        <w:t xml:space="preserve"> </w:t>
+      </w:r>
+    </w:p>
+    <w:p>
+      <w:r>
+        <w:t xml:space="preserve"> </w:t>
+      </w:r>
+    </w:p>
+    <w:p>
+      <w:r>
+        <w:t xml:space="preserve"> </w:t>
+      </w:r>
+    </w:p>
+    <w:p>
+      <w:r>
+        <w:t xml:space="preserve"> </w:t>
+      </w:r>
+    </w:p>
+    <w:p>
+      <w:r>
+        <w:t xml:space="preserve"> </w:t>
+      </w:r>
+    </w:p>
+    <w:p>
+      <w:r>
+        <w:t xml:space="preserve"> </w:t>
+      </w:r>
+    </w:p>
+    <w:p>
+      <w:r>
+        <w:t xml:space="preserve"> Troubleshooting</w:t>
       </w:r>
     </w:p>
     <w:p>
       <w:pPr>
-        <w:pStyle w:val="Heading3"/>
+        <w:pStyle w:val="Heading2"/>
       </w:pPr>
     </w:p>
     <w:tbl>
@@ -2774,7 +2240,7 @@
           </w:tcPr>
           <w:p>
             <w:r>
-              <w:t>Area</w:t>
+              <w:t>Issue</w:t>
             </w:r>
           </w:p>
         </w:tc>
@@ -2784,7 +2250,7 @@
           </w:tcPr>
           <w:p>
             <w:r>
-              <w:t>Check</w:t>
+              <w:t>Likely cause</w:t>
             </w:r>
           </w:p>
         </w:tc>
@@ -2794,7 +2260,7 @@
           </w:tcPr>
           <w:p>
             <w:r>
-              <w:t>Target</w:t>
+              <w:t>Fix</w:t>
             </w:r>
           </w:p>
         </w:tc>
@@ -2806,7 +2272,7 @@
           </w:tcPr>
           <w:p>
             <w:r>
-              <w:t>Backend</w:t>
+              <w:t>Pending approval</w:t>
             </w:r>
           </w:p>
         </w:tc>
@@ -2816,7 +2282,7 @@
           </w:tcPr>
           <w:p>
             <w:r>
-              <w:t>Health endpoint</w:t>
+              <w:t>profile exists but is disabled</w:t>
             </w:r>
           </w:p>
         </w:tc>
@@ -2826,7 +2292,7 @@
           </w:tcPr>
           <w:p>
             <w:r>
-              <w:t>200 OK</w:t>
+              <w:t>admin enables user in Settings -&gt; User Management</w:t>
             </w:r>
           </w:p>
         </w:tc>
@@ -2838,7 +2304,13 @@
           </w:tcPr>
           <w:p>
             <w:r>
-              <w:t>Database</w:t>
+              <w:rPr>
+                <w:rFonts w:ascii="Mono" w:hAnsi="Mono"/>
+              </w:rPr>
+              <w:t>/agentic</w:t>
+            </w:r>
+            <w:r>
+              <w:t xml:space="preserve"> 404</w:t>
             </w:r>
           </w:p>
         </w:tc>
@@ -2848,7 +2320,7 @@
           </w:tcPr>
           <w:p>
             <w:r>
-              <w:t>pgvector enabled</w:t>
+              <w:t>stale deploy or redirect mismatch</w:t>
             </w:r>
           </w:p>
         </w:tc>
@@ -2858,7 +2330,7 @@
           </w:tcPr>
           <w:p>
             <w:r>
-              <w:t>true</w:t>
+              <w:t>redeploy Netlify and verify redirects</w:t>
             </w:r>
           </w:p>
         </w:tc>
@@ -2870,7 +2342,7 @@
           </w:tcPr>
           <w:p>
             <w:r>
-              <w:t>AI service</w:t>
+              <w:t>Export is JSON</w:t>
             </w:r>
           </w:p>
         </w:tc>
@@ -2880,7 +2352,7 @@
           </w:tcPr>
           <w:p>
             <w:r>
-              <w:t>Analyze endpoint</w:t>
+              <w:t>old frontend/API build</w:t>
             </w:r>
           </w:p>
         </w:tc>
@@ -2890,7 +2362,16 @@
           </w:tcPr>
           <w:p>
             <w:r>
-              <w:t>200 OK</w:t>
+              <w:t xml:space="preserve">redeploy and verify </w:t>
+            </w:r>
+            <w:r>
+              <w:rPr>
+                <w:rFonts w:ascii="Mono" w:hAnsi="Mono"/>
+              </w:rPr>
+              <w:t>/api/scripts/:id/export-analysis</w:t>
+            </w:r>
+            <w:r>
+              <w:t xml:space="preserve"> headers</w:t>
             </w:r>
           </w:p>
         </w:tc>
@@ -2902,7 +2383,7 @@
           </w:tcPr>
           <w:p>
             <w:r>
-              <w:t>Cache</w:t>
+              <w:t>Runtime requirements missing</w:t>
             </w:r>
           </w:p>
         </w:tc>
@@ -2912,7 +2393,7 @@
           </w:tcPr>
           <w:p>
             <w:r>
-              <w:t>Redis reachable</w:t>
+              <w:t>stale frontend deploy or script still loading</w:t>
             </w:r>
           </w:p>
         </w:tc>
@@ -2922,7 +2403,7 @@
           </w:tcPr>
           <w:p>
             <w:r>
-              <w:t>Optional</w:t>
+              <w:t>verify deploy ID, reload route, and check script content</w:t>
             </w:r>
           </w:p>
         </w:tc>
@@ -2934,7 +2415,7 @@
           </w:tcPr>
           <w:p>
             <w:r>
-              <w:t>UI</w:t>
+              <w:t>VS Code export missing</w:t>
             </w:r>
           </w:p>
         </w:tc>
@@ -2944,7 +2425,7 @@
           </w:tcPr>
           <w:p>
             <w:r>
-              <w:t>Dashboard load</w:t>
+              <w:t>stale frontend deploy or route not loaded</w:t>
             </w:r>
           </w:p>
         </w:tc>
@@ -2954,7 +2435,112 @@
           </w:tcPr>
           <w:p>
             <w:r>
-              <w:t>&lt; 3 seconds</w:t>
+              <w:t xml:space="preserve">verify </w:t>
+            </w:r>
+            <w:r>
+              <w:rPr>
+                <w:rFonts w:ascii="Mono" w:hAnsi="Mono"/>
+              </w:rPr>
+              <w:t>/scripts/:id/edit</w:t>
+            </w:r>
+            <w:r>
+              <w:t xml:space="preserve"> and latest assets</w:t>
+            </w:r>
+          </w:p>
+        </w:tc>
+      </w:tr>
+      <w:tr>
+        <w:tc>
+          <w:tcPr>
+            <w:tcW w:type="dxa" w:w="0"/>
+          </w:tcPr>
+          <w:p>
+            <w:r>
+              <w:t>Delete fails</w:t>
+            </w:r>
+          </w:p>
+        </w:tc>
+        <w:tc>
+          <w:tcPr>
+            <w:tcW w:type="dxa" w:w="0"/>
+          </w:tcPr>
+          <w:p>
+            <w:r>
+              <w:t>auth/ownership/admin mismatch</w:t>
+            </w:r>
+          </w:p>
+        </w:tc>
+        <w:tc>
+          <w:tcPr>
+            <w:tcW w:type="dxa" w:w="0"/>
+          </w:tcPr>
+          <w:p>
+            <w:r>
+              <w:t>inspect API response and user role</w:t>
+            </w:r>
+          </w:p>
+        </w:tc>
+      </w:tr>
+      <w:tr>
+        <w:tc>
+          <w:tcPr>
+            <w:tcW w:type="dxa" w:w="0"/>
+          </w:tcPr>
+          <w:p>
+            <w:r>
+              <w:t>Data maintenance fails</w:t>
+            </w:r>
+          </w:p>
+        </w:tc>
+        <w:tc>
+          <w:tcPr>
+            <w:tcW w:type="dxa" w:w="0"/>
+          </w:tcPr>
+          <w:p>
+            <w:r>
+              <w:t>non-admin user or Supabase route error</w:t>
+            </w:r>
+          </w:p>
+        </w:tc>
+        <w:tc>
+          <w:tcPr>
+            <w:tcW w:type="dxa" w:w="0"/>
+          </w:tcPr>
+          <w:p>
+            <w:r>
+              <w:t>check Netlify Function logs and Supabase logs</w:t>
+            </w:r>
+          </w:p>
+        </w:tc>
+      </w:tr>
+      <w:tr>
+        <w:tc>
+          <w:tcPr>
+            <w:tcW w:type="dxa" w:w="0"/>
+          </w:tcPr>
+          <w:p>
+            <w:r>
+              <w:t>Mobile overlap</w:t>
+            </w:r>
+          </w:p>
+        </w:tc>
+        <w:tc>
+          <w:tcPr>
+            <w:tcW w:type="dxa" w:w="0"/>
+          </w:tcPr>
+          <w:p>
+            <w:r>
+              <w:t>stale frontend deploy</w:t>
+            </w:r>
+          </w:p>
+        </w:tc>
+        <w:tc>
+          <w:tcPr>
+            <w:tcW w:type="dxa" w:w="0"/>
+          </w:tcPr>
+          <w:p>
+            <w:r>
+              <w:t>verify latest production deploy and screenshots</w:t>
             </w:r>
           </w:p>
         </w:tc>
@@ -3047,237 +2633,6 @@
     </w:p>
     <w:p>
       <w:r>
-        <w:t xml:space="preserve"> Appendix</w:t>
-      </w:r>
-    </w:p>
-    <w:p>
-      <w:pPr>
-        <w:pStyle w:val="Heading2"/>
-      </w:pPr>
-    </w:p>
-    <w:p>
-      <w:pPr>
-        <w:pStyle w:val="ListBullet"/>
-      </w:pPr>
-      <w:r>
-        <w:t xml:space="preserve">Troubleshooting and support: </w:t>
-      </w:r>
-      <w:r>
-        <w:rPr>
-          <w:rFonts w:ascii="Mono" w:hAnsi="Mono"/>
-        </w:rPr>
-        <w:t>../SUPPORT.md</w:t>
-      </w:r>
-    </w:p>
-    <w:p>
-      <w:pPr>
-        <w:pStyle w:val="ListBullet"/>
-      </w:pPr>
-      <w:r>
-        <w:t xml:space="preserve">Screenshot capture: </w:t>
-      </w:r>
-      <w:r>
-        <w:rPr>
-          <w:rFonts w:ascii="Mono" w:hAnsi="Mono"/>
-        </w:rPr>
-        <w:t>./scripts/capture-readme-screenshots.sh</w:t>
-      </w:r>
-    </w:p>
-    <w:p>
-      <w:pPr>
-        <w:pStyle w:val="ListBullet"/>
-      </w:pPr>
-      <w:r>
-        <w:t xml:space="preserve">Exports (HTML/PDF/DOCX): </w:t>
-      </w:r>
-      <w:r>
-        <w:rPr>
-          <w:rFonts w:ascii="Mono" w:hAnsi="Mono"/>
-        </w:rPr>
-        <w:t>scripts/export-docs.sh --all</w:t>
-      </w:r>
-    </w:p>
-    <w:p>
-      <w:pPr>
-        <w:pStyle w:val="Heading2"/>
-      </w:pPr>
-      <w:r>
-        <w:t>Appendix: Troubleshooting</w:t>
-      </w:r>
-    </w:p>
-    <w:tbl>
-      <w:tblPr>
-        <w:tblW w:type="auto" w:w="0"/>
-        <w:tblLook w:firstColumn="1" w:firstRow="1" w:lastColumn="0" w:lastRow="0" w:noHBand="0" w:noVBand="1" w:val="04A0"/>
-      </w:tblPr>
-      <w:tblGrid>
-        <w:gridCol w:w="2880"/>
-        <w:gridCol w:w="2880"/>
-        <w:gridCol w:w="2880"/>
-      </w:tblGrid>
-      <w:tr>
-        <w:tc>
-          <w:tcPr>
-            <w:tcW w:type="dxa" w:w="0"/>
-          </w:tcPr>
-          <w:p>
-            <w:r>
-              <w:t>Issue</w:t>
-            </w:r>
-          </w:p>
-        </w:tc>
-        <w:tc>
-          <w:tcPr>
-            <w:tcW w:type="dxa" w:w="0"/>
-          </w:tcPr>
-          <w:p>
-            <w:r>
-              <w:t>Likely cause</w:t>
-            </w:r>
-          </w:p>
-        </w:tc>
-        <w:tc>
-          <w:tcPr>
-            <w:tcW w:type="dxa" w:w="0"/>
-          </w:tcPr>
-          <w:p>
-            <w:r>
-              <w:t>Fix</w:t>
-            </w:r>
-          </w:p>
-        </w:tc>
-      </w:tr>
-      <w:tr>
-        <w:tc>
-          <w:tcPr>
-            <w:tcW w:type="dxa" w:w="0"/>
-          </w:tcPr>
-          <w:p>
-            <w:r>
-              <w:t>Upload fails</w:t>
-            </w:r>
-          </w:p>
-        </w:tc>
-        <w:tc>
-          <w:tcPr>
-            <w:tcW w:type="dxa" w:w="0"/>
-          </w:tcPr>
-          <w:p>
-            <w:r>
-              <w:t>Backend not running</w:t>
-            </w:r>
-          </w:p>
-        </w:tc>
-        <w:tc>
-          <w:tcPr>
-            <w:tcW w:type="dxa" w:w="0"/>
-          </w:tcPr>
-          <w:p>
-            <w:r>
-              <w:t>Start backend on port 4000</w:t>
-            </w:r>
-          </w:p>
-        </w:tc>
-      </w:tr>
-      <w:tr>
-        <w:tc>
-          <w:tcPr>
-            <w:tcW w:type="dxa" w:w="0"/>
-          </w:tcPr>
-          <w:p>
-            <w:r>
-              <w:t>Analysis empty</w:t>
-            </w:r>
-          </w:p>
-        </w:tc>
-        <w:tc>
-          <w:tcPr>
-            <w:tcW w:type="dxa" w:w="0"/>
-          </w:tcPr>
-          <w:p>
-            <w:r>
-              <w:t>AI service down</w:t>
-            </w:r>
-          </w:p>
-        </w:tc>
-        <w:tc>
-          <w:tcPr>
-            <w:tcW w:type="dxa" w:w="0"/>
-          </w:tcPr>
-          <w:p>
-            <w:r>
-              <w:t>Start AI service or mock mode</w:t>
-            </w:r>
-          </w:p>
-        </w:tc>
-      </w:tr>
-      <w:tr>
-        <w:tc>
-          <w:tcPr>
-            <w:tcW w:type="dxa" w:w="0"/>
-          </w:tcPr>
-          <w:p>
-            <w:r>
-              <w:t>Search returns none</w:t>
-            </w:r>
-          </w:p>
-        </w:tc>
-        <w:tc>
-          <w:tcPr>
-            <w:tcW w:type="dxa" w:w="0"/>
-          </w:tcPr>
-          <w:p>
-            <w:r>
-              <w:t>Embeddings missing</w:t>
-            </w:r>
-          </w:p>
-        </w:tc>
-        <w:tc>
-          <w:tcPr>
-            <w:tcW w:type="dxa" w:w="0"/>
-          </w:tcPr>
-          <w:p>
-            <w:r>
-              <w:t>Run embedding generation</w:t>
-            </w:r>
-          </w:p>
-        </w:tc>
-      </w:tr>
-      <w:tr>
-        <w:tc>
-          <w:tcPr>
-            <w:tcW w:type="dxa" w:w="0"/>
-          </w:tcPr>
-          <w:p>
-            <w:r>
-              <w:t>Docs empty</w:t>
-            </w:r>
-          </w:p>
-        </w:tc>
-        <w:tc>
-          <w:tcPr>
-            <w:tcW w:type="dxa" w:w="0"/>
-          </w:tcPr>
-          <w:p>
-            <w:r>
-              <w:t>Crawl not completed</w:t>
-            </w:r>
-          </w:p>
-        </w:tc>
-        <w:tc>
-          <w:tcPr>
-            <w:tcW w:type="dxa" w:w="0"/>
-          </w:tcPr>
-          <w:p>
-            <w:r>
-              <w:t>Run documentation crawl</w:t>
-            </w:r>
-          </w:p>
-        </w:tc>
-      </w:tr>
-    </w:tbl>
-    <w:p>
-      <w:r>
         <w:t xml:space="preserve"> </w:t>
       </w:r>
     </w:p>
@@ -3323,33 +2678,142 @@
     </w:p>
     <w:p>
       <w:r>
-        <w:t xml:space="preserve"> </w:t>
+        <w:t xml:space="preserve"> Source-Guided Training Notes</w:t>
+      </w:r>
+    </w:p>
+    <w:p>
+      <w:pPr>
+        <w:pStyle w:val="Heading2"/>
+      </w:pPr>
+    </w:p>
+    <w:p>
+      <w:pPr>
+        <w:pStyle w:val="ListBullet"/>
+      </w:pPr>
+      <w:r>
+        <w:t>PowerShell lifecycle training should emphasize static analysis, documentation, examples, tests, versioning, and code signing where appropriate.</w:t>
+      </w:r>
+    </w:p>
+    <w:p>
+      <w:pPr>
+        <w:pStyle w:val="ListBullet"/>
+      </w:pPr>
+      <w:r>
+        <w:t>Netlify support training should tie issues to the active deploy because functions and frontend assets are deployed together and are immutable per deploy.</w:t>
+      </w:r>
+    </w:p>
+    <w:p>
+      <w:pPr>
+        <w:pStyle w:val="ListBullet"/>
+      </w:pPr>
+      <w:r>
+        <w:t>Supabase training should treat RLS, explicit policies, hosted backups, MFA, and service-key protection as core operating controls.</w:t>
       </w:r>
     </w:p>
     <w:p>
       <w:r>
-        <w:t xml:space="preserve"> </w:t>
+        <w:t>Primary sources:</w:t>
+      </w:r>
+    </w:p>
+    <w:p>
+      <w:pPr>
+        <w:pStyle w:val="ListBullet"/>
+      </w:pPr>
+      <w:r>
+        <w:t>https://learn.microsoft.com/en-us/powershell/gallery/concepts/publishing-guidelines?view=powershellget-3.x https://learn.microsoft.com/en-us/powershell/gallery/concepts/publishing-guidelines?view=powershellget-3.x</w:t>
+      </w:r>
+    </w:p>
+    <w:p>
+      <w:pPr>
+        <w:pStyle w:val="ListBullet"/>
+      </w:pPr>
+      <w:r>
+        <w:t>https://docs.netlify.com/build/functions/overview/ https://docs.netlify.com/build/functions/overview/</w:t>
+      </w:r>
+    </w:p>
+    <w:p>
+      <w:pPr>
+        <w:pStyle w:val="ListBullet"/>
+      </w:pPr>
+      <w:r>
+        <w:t>https://supabase.com/docs/guides/database/postgres/row-level-security https://supabase.com/docs/guides/database/postgres/row-level-security</w:t>
+      </w:r>
+    </w:p>
+    <w:p>
+      <w:pPr>
+        <w:pStyle w:val="ListBullet"/>
+      </w:pPr>
+      <w:r>
+        <w:t>https://supabase.com/docs/guides/deployment/going-into-prod https://supabase.com/docs/guides/deployment/going-into-prod</w:t>
+      </w:r>
+    </w:p>
+    <w:p>
+      <w:pPr>
+        <w:pStyle w:val="Heading2"/>
+      </w:pPr>
+      <w:r>
+        <w:t>Appendix</w:t>
+      </w:r>
+    </w:p>
+    <w:p>
+      <w:pPr>
+        <w:pStyle w:val="ListBullet"/>
+      </w:pPr>
+      <w:r>
+        <w:t xml:space="preserve">Support: </w:t>
+      </w:r>
+      <w:r>
+        <w:rPr>
+          <w:rFonts w:ascii="Mono" w:hAnsi="Mono"/>
+        </w:rPr>
+        <w:t>../SUPPORT.md</w:t>
+      </w:r>
+    </w:p>
+    <w:p>
+      <w:pPr>
+        <w:pStyle w:val="ListBullet"/>
+      </w:pPr>
+      <w:r>
+        <w:t xml:space="preserve">Deployment: </w:t>
+      </w:r>
+      <w:r>
+        <w:rPr>
+          <w:rFonts w:ascii="Mono" w:hAnsi="Mono"/>
+        </w:rPr>
+        <w:t>../NETLIFY-SUPABASE-DEPLOYMENT.md</w:t>
+      </w:r>
+    </w:p>
+    <w:p>
+      <w:pPr>
+        <w:pStyle w:val="ListBullet"/>
+      </w:pPr>
+      <w:r>
+        <w:t xml:space="preserve">Data maintenance: </w:t>
+      </w:r>
+      <w:r>
+        <w:rPr>
+          <w:rFonts w:ascii="Mono" w:hAnsi="Mono"/>
+        </w:rPr>
+        <w:t>../DATA-MAINTENANCE.md</w:t>
+      </w:r>
+    </w:p>
+    <w:p>
+      <w:pPr>
+        <w:pStyle w:val="ListBullet"/>
+      </w:pPr>
+      <w:r>
+        <w:t xml:space="preserve">Screenshots: </w:t>
+      </w:r>
+      <w:r>
+        <w:rPr>
+          <w:rFonts w:ascii="Mono" w:hAnsi="Mono"/>
+        </w:rPr>
+        <w:t>SCREENSHOT-ATLAS.md</w:t>
       </w:r>
     </w:p>
     <w:p>
       <w:r>
-        <w:t xml:space="preserve"> </w:t>
-      </w:r>
-    </w:p>
-    <w:p>
-      <w:r>
-        <w:t xml:space="preserve"> </w:t>
-      </w:r>
-    </w:p>
-    <w:p>
-      <w:r>
-        <w:t xml:space="preserve"> </w:t>
-      </w:r>
-    </w:p>
-    <w:p>
-      <w:r>
-        <w:t xml:space="preserve"> </w:t>
-        <w:t>Generated 2026-01-16 23:34 UTC</w:t>
+        <w:t>Generated 2026-04-29 14:08 UTC</w:t>
         <w:t xml:space="preserve"> </w:t>
       </w:r>
     </w:p>
